--- a/docs/artifacts/spec-documents/03-system-architecture-specification.docx
+++ b/docs/artifacts/spec-documents/03-system-architecture-specification.docx
@@ -23,7 +23,7 @@
         <w:pStyle w:val="Date"/>
       </w:pPr>
       <w:r>
-        <w:t xml:space="preserve">2026-09-12</w:t>
+        <w:t xml:space="preserve">2026-09-13</w:t>
       </w:r>
     </w:p>
     <w:sdt>
@@ -52,7 +52,7 @@
         </w:p>
       </w:sdtContent>
     </w:sdt>
-    <w:bookmarkStart w:id="29" w:name="X8987dc4ff7283aafa749515355b08516cfb16ca"/>
+    <w:bookmarkStart w:id="30" w:name="X8987dc4ff7283aafa749515355b08516cfb16ca"/>
     <w:p>
       <w:pPr>
         <w:pStyle w:val="Heading1"/>
@@ -316,7 +316,7 @@
               <w:jc w:val="left"/>
             </w:pPr>
             <w:r>
-              <w:t xml:space="preserve">2026-09-12T01:01:53Z</w:t>
+              <w:t xml:space="preserve">2026-09-13T02:20:37Z</w:t>
             </w:r>
           </w:p>
         </w:tc>
@@ -336,32 +336,38 @@
         <w:pStyle w:val="FirstParagraph"/>
       </w:pPr>
       <w:r>
-        <w:t xml:space="preserve">System architecture viewpoints — context, functional block, dynamic — derived from the scope artifact and the per-profile link registries. One caption per diagram for text readers.</w:t>
+        <w:t xml:space="preserve">System architecture viewpoints — context, functional block, dynamic — combining the reverse-engineered software architecture (layers, tasks, state machines, data flow; sources:</w:t>
+      </w:r>
+      <w:r>
+        <w:t xml:space="preserve"> </w:t>
+      </w:r>
+      <w:r>
+        <w:rPr>
+          <w:rStyle w:val="VerbatimChar"/>
+        </w:rPr>
+        <w:t xml:space="preserve">src/app</w:t>
+      </w:r>
+      <w:r>
+        <w:t xml:space="preserve">,</w:t>
+      </w:r>
+      <w:r>
+        <w:t xml:space="preserve"> </w:t>
+      </w:r>
+      <w:r>
+        <w:rPr>
+          <w:rStyle w:val="VerbatimChar"/>
+        </w:rPr>
+        <w:t xml:space="preserve">docs/software/structure/</w:t>
+      </w:r>
+      <w:r>
+        <w:t xml:space="preserve">) with the per-profile link registries.</w:t>
       </w:r>
     </w:p>
     <w:bookmarkEnd w:id="20"/>
-    <w:bookmarkStart w:id="24" w:name="profile-as_is"/>
+    <w:bookmarkStart w:id="21" w:name="context-viewpoint"/>
     <w:p>
       <w:pPr>
         <w:pStyle w:val="Heading2"/>
-      </w:pPr>
-      <w:r>
-        <w:t xml:space="preserve">Profile:</w:t>
-      </w:r>
-      <w:r>
-        <w:t xml:space="preserve"> </w:t>
-      </w:r>
-      <w:r>
-        <w:rPr>
-          <w:rStyle w:val="VerbatimChar"/>
-        </w:rPr>
-        <w:t xml:space="preserve">as_is</w:t>
-      </w:r>
-    </w:p>
-    <w:bookmarkStart w:id="21" w:name="context-viewpoint"/>
-    <w:p>
-      <w:pPr>
-        <w:pStyle w:val="Heading3"/>
       </w:pPr>
       <w:r>
         <w:t xml:space="preserve">Context Viewpoint</w:t>
@@ -379,7 +385,31 @@
         <w:t xml:space="preserve">Caption</w:t>
       </w:r>
       <w:r>
-        <w:t xml:space="preserve">: BMS item boundary with external actors (from scope artifact).</w:t>
+        <w:t xml:space="preserve">: foxBMS 2 system context — BMS-Master and BMS-Slaves with external actors (reverse-engineered from</w:t>
+      </w:r>
+      <w:r>
+        <w:t xml:space="preserve"> </w:t>
+      </w:r>
+      <w:r>
+        <w:rPr>
+          <w:rStyle w:val="VerbatimChar"/>
+        </w:rPr>
+        <w:t xml:space="preserve">docs/introduction/bms-overview.rst</w:t>
+      </w:r>
+      <w:r>
+        <w:t xml:space="preserve">,</w:t>
+      </w:r>
+      <w:r>
+        <w:t xml:space="preserve"> </w:t>
+      </w:r>
+      <w:r>
+        <w:rPr>
+          <w:rStyle w:val="VerbatimChar"/>
+        </w:rPr>
+        <w:t xml:space="preserve">conf/bms/bms.json</w:t>
+      </w:r>
+      <w:r>
+        <w:t xml:space="preserve">).</w:t>
       </w:r>
     </w:p>
     <w:p>
@@ -399,68 +429,113 @@
         <w:rPr>
           <w:rStyle w:val="VerbatimChar"/>
         </w:rPr>
-        <w:t xml:space="preserve">    BMS[foxBMS 2 BMS Item]</w:t>
-      </w:r>
-      <w:r>
-        <w:br/>
-      </w:r>
-      <w:r>
-        <w:rPr>
-          <w:rStyle w:val="VerbatimChar"/>
-        </w:rPr>
-        <w:t xml:space="preserve">    E0["Charger"]</w:t>
-      </w:r>
-      <w:r>
-        <w:br/>
-      </w:r>
-      <w:r>
-        <w:rPr>
-          <w:rStyle w:val="VerbatimChar"/>
-        </w:rPr>
-        <w:t xml:space="preserve">    E1["Vehicle"]</w:t>
-      </w:r>
-      <w:r>
-        <w:br/>
-      </w:r>
-      <w:r>
-        <w:rPr>
-          <w:rStyle w:val="VerbatimChar"/>
-        </w:rPr>
-        <w:t xml:space="preserve">    E2["Cells"]</w:t>
-      </w:r>
-      <w:r>
-        <w:br/>
-      </w:r>
-      <w:r>
-        <w:rPr>
-          <w:rStyle w:val="VerbatimChar"/>
-        </w:rPr>
-        <w:t xml:space="preserve">    E0 &lt;--&gt; BMS</w:t>
-      </w:r>
-      <w:r>
-        <w:br/>
-      </w:r>
-      <w:r>
-        <w:rPr>
-          <w:rStyle w:val="VerbatimChar"/>
-        </w:rPr>
-        <w:t xml:space="preserve">    E1 &lt;--&gt; BMS</w:t>
-      </w:r>
-      <w:r>
-        <w:br/>
-      </w:r>
-      <w:r>
-        <w:rPr>
-          <w:rStyle w:val="VerbatimChar"/>
-        </w:rPr>
-        <w:t xml:space="preserve">    E2 &lt;--&gt; BMS</w:t>
+        <w:t xml:space="preserve">    VCU[VCU / Host\nCAN: 41 msgs] &lt;--&gt; MASTER</w:t>
+      </w:r>
+      <w:r>
+        <w:br/>
+      </w:r>
+      <w:r>
+        <w:rPr>
+          <w:rStyle w:val="VerbatimChar"/>
+        </w:rPr>
+        <w:t xml:space="preserve">    CS[Current Sensor\nivt-s] &lt;--&gt; MASTER</w:t>
+      </w:r>
+      <w:r>
+        <w:br/>
+      </w:r>
+      <w:r>
+        <w:rPr>
+          <w:rStyle w:val="VerbatimChar"/>
+        </w:rPr>
+        <w:t xml:space="preserve">    IMD[IMD\noptional] --- MASTER</w:t>
+      </w:r>
+      <w:r>
+        <w:br/>
+      </w:r>
+      <w:r>
+        <w:rPr>
+          <w:rStyle w:val="VerbatimChar"/>
+        </w:rPr>
+        <w:t xml:space="preserve">    subgraph Item[foxBMS 2 BMS Item]</w:t>
+      </w:r>
+      <w:r>
+        <w:br/>
+      </w:r>
+      <w:r>
+        <w:rPr>
+          <w:rStyle w:val="VerbatimChar"/>
+        </w:rPr>
+        <w:t xml:space="preserve">        MASTER[BMS-Master\nTMS570LC4357 / FreeRTOS\nsrc/app: 40 modules]</w:t>
+      </w:r>
+      <w:r>
+        <w:br/>
+      </w:r>
+      <w:r>
+        <w:rPr>
+          <w:rStyle w:val="VerbatimChar"/>
+        </w:rPr>
+        <w:t xml:space="preserve">        SLAVES[BMS-Slaves\nAFE daisy-chain]</w:t>
+      </w:r>
+      <w:r>
+        <w:br/>
+      </w:r>
+      <w:r>
+        <w:rPr>
+          <w:rStyle w:val="VerbatimChar"/>
+        </w:rPr>
+        <w:t xml:space="preserve">    end</w:t>
+      </w:r>
+      <w:r>
+        <w:br/>
+      </w:r>
+      <w:r>
+        <w:rPr>
+          <w:rStyle w:val="VerbatimChar"/>
+        </w:rPr>
+        <w:t xml:space="preserve">    MASTER &lt;--&gt;|SPI daisy-chain| SLAVES</w:t>
+      </w:r>
+      <w:r>
+        <w:br/>
+      </w:r>
+      <w:r>
+        <w:rPr>
+          <w:rStyle w:val="VerbatimChar"/>
+        </w:rPr>
+        <w:t xml:space="preserve">    SLAVES --- CELLS[Battery Cells / Modules]\nvoltage + temperature + balancing</w:t>
+      </w:r>
+      <w:r>
+        <w:br/>
+      </w:r>
+      <w:r>
+        <w:rPr>
+          <w:rStyle w:val="VerbatimChar"/>
+        </w:rPr>
+        <w:t xml:space="preserve">    MASTER --- CONT[Contactors\nString-/Precharge]</w:t>
+      </w:r>
+      <w:r>
+        <w:br/>
+      </w:r>
+      <w:r>
+        <w:rPr>
+          <w:rStyle w:val="VerbatimChar"/>
+        </w:rPr>
+        <w:t xml:space="preserve">    MASTER --- ILCK[Interlock Circuit]</w:t>
+      </w:r>
+      <w:r>
+        <w:br/>
+      </w:r>
+      <w:r>
+        <w:rPr>
+          <w:rStyle w:val="VerbatimChar"/>
+        </w:rPr>
+        <w:t xml:space="preserve">    CELLS --- LOAD[Load / Charger]</w:t>
       </w:r>
     </w:p>
     <w:bookmarkEnd w:id="21"/>
-    <w:bookmarkStart w:id="22" w:name="functional-block-viewpoint"/>
-    <w:p>
-      <w:pPr>
-        <w:pStyle w:val="Heading3"/>
+    <w:bookmarkStart w:id="23" w:name="functional-block-viewpoint"/>
+    <w:p>
+      <w:pPr>
+        <w:pStyle w:val="Heading2"/>
       </w:pPr>
       <w:r>
         <w:t xml:space="preserve">Functional Block Viewpoint</w:t>
@@ -478,7 +553,39 @@
         <w:t xml:space="preserve">Caption</w:t>
       </w:r>
       <w:r>
-        <w:t xml:space="preserve">: Cell-voltage protection chain blocks from the link registry (HAZ ← mitigates ← SGO ← refines ← FSRs ← allocated_to ← TSR/SWR).</w:t>
+        <w:t xml:space="preserve">: Layered software architecture (source:</w:t>
+      </w:r>
+      <w:r>
+        <w:t xml:space="preserve"> </w:t>
+      </w:r>
+      <w:r>
+        <w:rPr>
+          <w:rStyle w:val="VerbatimChar"/>
+        </w:rPr>
+        <w:t xml:space="preserve">docs/software/structure/software-structure.rst</w:t>
+      </w:r>
+      <w:r>
+        <w:t xml:space="preserve">,</w:t>
+      </w:r>
+      <w:r>
+        <w:t xml:space="preserve"> </w:t>
+      </w:r>
+      <w:r>
+        <w:rPr>
+          <w:rStyle w:val="VerbatimChar"/>
+        </w:rPr>
+        <w:t xml:space="preserve">src/app/</w:t>
+      </w:r>
+      <w:r>
+        <w:t xml:space="preserve">) — application 7, driver 25, engine 5, task/OS 3 modules.</w:t>
+      </w:r>
+    </w:p>
+    <w:p>
+      <w:pPr>
+        <w:pStyle w:val="BodyText"/>
+      </w:pPr>
+      <w:r>
+        <w:t xml:space="preserve">Design paradigms (from the structure documentation): (1) all application code runs in an operating-system context; (2) MCU and external-hardware dependent drivers are abstracted by wrappers/abstraction layers.</w:t>
       </w:r>
     </w:p>
     <w:p>
@@ -489,497 +596,198 @@
         <w:rPr>
           <w:rStyle w:val="VerbatimChar"/>
         </w:rPr>
-        <w:t xml:space="preserve">flowchart TD</w:t>
-      </w:r>
-      <w:r>
-        <w:br/>
-      </w:r>
-      <w:r>
-        <w:rPr>
-          <w:rStyle w:val="VerbatimChar"/>
-        </w:rPr>
-        <w:t xml:space="preserve">    HAZ["FB2-SAF-HAZ-000001 Hazard"]</w:t>
-      </w:r>
-      <w:r>
-        <w:br/>
-      </w:r>
-      <w:r>
-        <w:rPr>
-          <w:rStyle w:val="VerbatimChar"/>
-        </w:rPr>
-        <w:t xml:space="preserve">    SGO["FB2-SAF-SGO-000001 Safety Goal"]</w:t>
-      </w:r>
-      <w:r>
-        <w:br/>
-      </w:r>
-      <w:r>
-        <w:rPr>
-          <w:rStyle w:val="VerbatimChar"/>
-        </w:rPr>
-        <w:t xml:space="preserve">    HAZ --- SGO</w:t>
-      </w:r>
-      <w:r>
-        <w:br/>
-      </w:r>
-      <w:r>
-        <w:rPr>
-          <w:rStyle w:val="VerbatimChar"/>
-        </w:rPr>
-        <w:t xml:space="preserve">    "FB2-SAF-FSR-000001" --- "FB2-SAF-SGO-000001"</w:t>
-      </w:r>
-      <w:r>
-        <w:br/>
-      </w:r>
-      <w:r>
-        <w:rPr>
-          <w:rStyle w:val="VerbatimChar"/>
-        </w:rPr>
-        <w:t xml:space="preserve">    "FB2-SAF-FSR-000002" --- "FB2-SAF-SGO-000001"</w:t>
-      </w:r>
-      <w:r>
-        <w:br/>
-      </w:r>
-      <w:r>
-        <w:rPr>
-          <w:rStyle w:val="VerbatimChar"/>
-        </w:rPr>
-        <w:t xml:space="preserve">    "FB2-SAF-FSR-000003" --- "FB2-SAF-SGO-000001"</w:t>
-      </w:r>
-      <w:r>
-        <w:br/>
-      </w:r>
-      <w:r>
-        <w:rPr>
-          <w:rStyle w:val="VerbatimChar"/>
-        </w:rPr>
-        <w:t xml:space="preserve">    "FB2-HW-TSR-000001" -.allocated_to.-&gt; "FB2-SAF-FSR-000001"</w:t>
-      </w:r>
-      <w:r>
-        <w:br/>
-      </w:r>
-      <w:r>
-        <w:rPr>
-          <w:rStyle w:val="VerbatimChar"/>
-        </w:rPr>
-        <w:t xml:space="preserve">    "FB2-HW-TSR-000002" -.allocated_to.-&gt; "FB2-SAF-FSR-000001"</w:t>
-      </w:r>
-      <w:r>
-        <w:br/>
-      </w:r>
-      <w:r>
-        <w:rPr>
-          <w:rStyle w:val="VerbatimChar"/>
-        </w:rPr>
-        <w:t xml:space="preserve">    "FB2-HW-TSR-000003" -.allocated_to.-&gt; "FB2-SAF-FSR-000003"</w:t>
-      </w:r>
-      <w:r>
-        <w:br/>
-      </w:r>
-      <w:r>
-        <w:rPr>
-          <w:rStyle w:val="VerbatimChar"/>
-        </w:rPr>
-        <w:t xml:space="preserve">    "FB2-SW-SWR-000001" -.allocated_to.-&gt; "FB2-SAF-FSR-000001"</w:t>
-      </w:r>
-      <w:r>
-        <w:br/>
-      </w:r>
-      <w:r>
-        <w:rPr>
-          <w:rStyle w:val="VerbatimChar"/>
-        </w:rPr>
-        <w:t xml:space="preserve">    "FB2-SW-SWR-000002" -.allocated_to.-&gt; "FB2-SAF-FSR-000002"</w:t>
-      </w:r>
-      <w:r>
-        <w:br/>
-      </w:r>
-      <w:r>
-        <w:rPr>
-          <w:rStyle w:val="VerbatimChar"/>
-        </w:rPr>
-        <w:t xml:space="preserve">    "FB2-SW-SWR-000003" -.allocated_to.-&gt; "FB2-SAF-FSR-000003"</w:t>
-      </w:r>
-      <w:r>
-        <w:br/>
-      </w:r>
-      <w:r>
-        <w:rPr>
-          <w:rStyle w:val="VerbatimChar"/>
-        </w:rPr>
-        <w:t xml:space="preserve">    "FB2-SW-DSN-000001" -.implements.-&gt; "FB2-SW-SWR-000001"</w:t>
-      </w:r>
-      <w:r>
-        <w:br/>
-      </w:r>
-      <w:r>
-        <w:rPr>
-          <w:rStyle w:val="VerbatimChar"/>
-        </w:rPr>
-        <w:t xml:space="preserve">    "FB2-SW-DSN-000002" -.implements.-&gt; "FB2-SW-SWR-000002"</w:t>
-      </w:r>
-      <w:r>
-        <w:br/>
-      </w:r>
-      <w:r>
-        <w:rPr>
-          <w:rStyle w:val="VerbatimChar"/>
-        </w:rPr>
-        <w:t xml:space="preserve">    "FB2-SW-DSN-000003" -.implements.-&gt; "FB2-SW-SWR-000003"</w:t>
-      </w:r>
-    </w:p>
-    <w:bookmarkEnd w:id="22"/>
-    <w:bookmarkStart w:id="23" w:name="dynamic-viewpoint"/>
-    <w:p>
-      <w:pPr>
-        <w:pStyle w:val="Heading3"/>
-      </w:pPr>
-      <w:r>
-        <w:t xml:space="preserve">Dynamic Viewpoint</w:t>
-      </w:r>
-    </w:p>
-    <w:p>
-      <w:pPr>
-        <w:pStyle w:val="FirstParagraph"/>
+        <w:t xml:space="preserve">flowchart TB</w:t>
+      </w:r>
+      <w:r>
+        <w:br/>
+      </w:r>
+      <w:r>
+        <w:rPr>
+          <w:rStyle w:val="VerbatimChar"/>
+        </w:rPr>
+        <w:t xml:space="preserve">    subgraph OS[Operating System - FreeRTOS / SafeRTOS path]</w:t>
+      </w:r>
+      <w:r>
+        <w:br/>
+      </w:r>
+      <w:r>
+        <w:rPr>
+          <w:rStyle w:val="VerbatimChar"/>
+        </w:rPr>
+        <w:t xml:space="preserve">        FTSK[ftask - cyclic + continuous tasks]</w:t>
+      </w:r>
+      <w:r>
+        <w:br/>
+      </w:r>
+      <w:r>
+        <w:rPr>
+          <w:rStyle w:val="VerbatimChar"/>
+        </w:rPr>
+        <w:t xml:space="preserve">        OSW[os wrapper / timer]</w:t>
+      </w:r>
+      <w:r>
+        <w:br/>
+      </w:r>
+      <w:r>
+        <w:rPr>
+          <w:rStyle w:val="VerbatimChar"/>
+        </w:rPr>
+        <w:t xml:space="preserve">    end</w:t>
+      </w:r>
+      <w:r>
+        <w:br/>
+      </w:r>
+      <w:r>
+        <w:rPr>
+          <w:rStyle w:val="VerbatimChar"/>
+        </w:rPr>
+        <w:t xml:space="preserve">    subgraph ENG[Engine Layer]</w:t>
+      </w:r>
+      <w:r>
+        <w:br/>
+      </w:r>
+      <w:r>
+        <w:rPr>
+          <w:rStyle w:val="VerbatimChar"/>
+        </w:rPr>
+        <w:t xml:space="preserve">        ENGM[database / diag / hw_info / sys / sys_mon]</w:t>
+      </w:r>
+      <w:r>
+        <w:br/>
+      </w:r>
+      <w:r>
+        <w:rPr>
+          <w:rStyle w:val="VerbatimChar"/>
+        </w:rPr>
+        <w:t xml:space="preserve">    end</w:t>
+      </w:r>
+      <w:r>
+        <w:br/>
+      </w:r>
+      <w:r>
+        <w:rPr>
+          <w:rStyle w:val="VerbatimChar"/>
+        </w:rPr>
+        <w:t xml:space="preserve">    subgraph APP[Application Layer]</w:t>
+      </w:r>
+      <w:r>
+        <w:br/>
+      </w:r>
+      <w:r>
+        <w:rPr>
+          <w:rStyle w:val="VerbatimChar"/>
+        </w:rPr>
+        <w:t xml:space="preserve">        APPM[algorithm / bal / bms / ethernet / plausibility / redundancy / soa]</w:t>
+      </w:r>
+      <w:r>
+        <w:br/>
+      </w:r>
+      <w:r>
+        <w:rPr>
+          <w:rStyle w:val="VerbatimChar"/>
+        </w:rPr>
+        <w:t xml:space="preserve">    end</w:t>
+      </w:r>
+      <w:r>
+        <w:br/>
+      </w:r>
+      <w:r>
+        <w:rPr>
+          <w:rStyle w:val="VerbatimChar"/>
+        </w:rPr>
+        <w:t xml:space="preserve">    subgraph DRV[Driver Layer - MCU wrapper]</w:t>
+      </w:r>
+      <w:r>
+        <w:br/>
+      </w:r>
+      <w:r>
+        <w:rPr>
+          <w:rStyle w:val="VerbatimChar"/>
+        </w:rPr>
+        <w:t xml:space="preserve">        DRVM[adc / can / contactor / crc / dma / emac / foxmath / fram / htsensor / i2c / imd / interlock / io / led / mcu / meas / pex / phy / pwm / rtc / sbc / spi / sps / ts / uart]</w:t>
+      </w:r>
+      <w:r>
+        <w:br/>
+      </w:r>
+      <w:r>
+        <w:rPr>
+          <w:rStyle w:val="VerbatimChar"/>
+        </w:rPr>
+        <w:t xml:space="preserve">    end</w:t>
+      </w:r>
+      <w:r>
+        <w:br/>
+      </w:r>
+      <w:r>
+        <w:rPr>
+          <w:rStyle w:val="VerbatimChar"/>
+        </w:rPr>
+        <w:t xml:space="preserve">    HAL[HAL / TI HALCoGen]</w:t>
+      </w:r>
+      <w:r>
+        <w:br/>
+      </w:r>
+      <w:r>
+        <w:rPr>
+          <w:rStyle w:val="VerbatimChar"/>
+        </w:rPr>
+        <w:t xml:space="preserve">    MCU[TMS570LC4357 Cortex-R5F]</w:t>
+      </w:r>
+      <w:r>
+        <w:br/>
+      </w:r>
+      <w:r>
+        <w:rPr>
+          <w:rStyle w:val="VerbatimChar"/>
+        </w:rPr>
+        <w:t xml:space="preserve">    OS --&gt; ENG --&gt; APP --&gt; DRV --&gt; HAL --&gt; MCU</w:t>
+      </w:r>
+    </w:p>
+    <w:p>
+      <w:pPr>
+        <w:pStyle w:val="Compact"/>
+        <w:numPr>
+          <w:ilvl w:val="0"/>
+          <w:numId w:val="1001"/>
+        </w:numPr>
       </w:pPr>
       <w:r>
         <w:rPr>
           <w:b/>
           <w:bCs/>
         </w:rPr>
-        <w:t xml:space="preserve">Caption</w:t>
-      </w:r>
-      <w:r>
-        <w:t xml:space="preserve">: Sequence of the cell-voltage protection chain (hazard detection to contactor opening) per link registry relations.</w:t>
-      </w:r>
-    </w:p>
-    <w:p>
-      <w:pPr>
-        <w:pStyle w:val="SourceCode"/>
-      </w:pPr>
-      <w:r>
-        <w:rPr>
-          <w:rStyle w:val="VerbatimChar"/>
-        </w:rPr>
-        <w:t xml:space="preserve">sequenceDiagram</w:t>
-      </w:r>
-      <w:r>
-        <w:br/>
-      </w:r>
-      <w:r>
-        <w:rPr>
-          <w:rStyle w:val="VerbatimChar"/>
-        </w:rPr>
-        <w:t xml:space="preserve">    participant AFE as AFE Driver</w:t>
-      </w:r>
-      <w:r>
-        <w:br/>
-      </w:r>
-      <w:r>
-        <w:rPr>
-          <w:rStyle w:val="VerbatimChar"/>
-        </w:rPr>
-        <w:t xml:space="preserve">    participant DB as Database</w:t>
-      </w:r>
-      <w:r>
-        <w:br/>
-      </w:r>
-      <w:r>
-        <w:rPr>
-          <w:rStyle w:val="VerbatimChar"/>
-        </w:rPr>
-        <w:t xml:space="preserve">    participant SOA as SOA Monitor</w:t>
-      </w:r>
-      <w:r>
-        <w:br/>
-      </w:r>
-      <w:r>
-        <w:rPr>
-          <w:rStyle w:val="VerbatimChar"/>
-        </w:rPr>
-        <w:t xml:space="preserve">    participant DIAG as DIAG/SYS</w:t>
-      </w:r>
-      <w:r>
-        <w:br/>
-      </w:r>
-      <w:r>
-        <w:rPr>
-          <w:rStyle w:val="VerbatimChar"/>
-        </w:rPr>
-        <w:t xml:space="preserve">    participant CONT as Contactor</w:t>
-      </w:r>
-      <w:r>
-        <w:br/>
-      </w:r>
-      <w:r>
-        <w:rPr>
-          <w:rStyle w:val="VerbatimChar"/>
-        </w:rPr>
-        <w:t xml:space="preserve">    AFE-&gt;&gt;DB: publish validated cell voltages (25 ms)</w:t>
-      </w:r>
-      <w:r>
-        <w:br/>
-      </w:r>
-      <w:r>
-        <w:rPr>
-          <w:rStyle w:val="VerbatimChar"/>
-        </w:rPr>
-        <w:t xml:space="preserve">    DB-&gt;&gt;SOA: read min/max cell voltages</w:t>
-      </w:r>
-      <w:r>
-        <w:br/>
-      </w:r>
-      <w:r>
-        <w:rPr>
-          <w:rStyle w:val="VerbatimChar"/>
-        </w:rPr>
-        <w:t xml:space="preserve">    SOA-&gt;&gt;SOA: debounce (2 counts / 100 ms)</w:t>
-      </w:r>
-      <w:r>
-        <w:br/>
-      </w:r>
-      <w:r>
-        <w:rPr>
-          <w:rStyle w:val="VerbatimChar"/>
-        </w:rPr>
-        <w:t xml:space="preserve">    SOA-&gt;&gt;DIAG: FAULT request on confirmed violation (5 ms)</w:t>
-      </w:r>
-      <w:r>
-        <w:br/>
-      </w:r>
-      <w:r>
-        <w:rPr>
-          <w:rStyle w:val="VerbatimChar"/>
-        </w:rPr>
-        <w:t xml:space="preserve">    DIAG-&gt;&gt;CONT: open contactors (command 5 ms)</w:t>
-      </w:r>
-      <w:r>
-        <w:br/>
-      </w:r>
-      <w:r>
-        <w:rPr>
-          <w:rStyle w:val="VerbatimChar"/>
-        </w:rPr>
-        <w:t xml:space="preserve">    CONT-&gt;&gt;CONT: mechanical opening (30 ms)</w:t>
-      </w:r>
-      <w:r>
-        <w:br/>
-      </w:r>
-      <w:r>
-        <w:rPr>
-          <w:rStyle w:val="VerbatimChar"/>
-        </w:rPr>
-        <w:t xml:space="preserve">    Note over CONT: safe state within FTTI 100 ms</w:t>
-      </w:r>
-    </w:p>
-    <w:p>
-      <w:pPr>
-        <w:pStyle w:val="FirstParagraph"/>
-      </w:pPr>
-      <w:r>
-        <w:t xml:space="preserve">Relations derived from:</w:t>
-      </w:r>
-      <w:r>
-        <w:t xml:space="preserve"> </w:t>
-      </w:r>
-      <w:r>
-        <w:rPr>
-          <w:rStyle w:val="VerbatimChar"/>
-        </w:rPr>
-        <w:t xml:space="preserve">FB2-LNK-SAF-000001</w:t>
-      </w:r>
-      <w:r>
-        <w:t xml:space="preserve">,</w:t>
-      </w:r>
-      <w:r>
-        <w:t xml:space="preserve"> </w:t>
-      </w:r>
-      <w:r>
-        <w:rPr>
-          <w:rStyle w:val="VerbatimChar"/>
-        </w:rPr>
-        <w:t xml:space="preserve">FB2-LNK-SAF-000002</w:t>
-      </w:r>
-      <w:r>
-        <w:t xml:space="preserve">,</w:t>
-      </w:r>
-      <w:r>
-        <w:t xml:space="preserve"> </w:t>
-      </w:r>
-      <w:r>
-        <w:rPr>
-          <w:rStyle w:val="VerbatimChar"/>
-        </w:rPr>
-        <w:t xml:space="preserve">FB2-LNK-SAF-000003</w:t>
-      </w:r>
-      <w:r>
-        <w:t xml:space="preserve">,</w:t>
-      </w:r>
-      <w:r>
-        <w:t xml:space="preserve"> </w:t>
-      </w:r>
-      <w:r>
-        <w:rPr>
-          <w:rStyle w:val="VerbatimChar"/>
-        </w:rPr>
-        <w:t xml:space="preserve">FB2-LNK-SAF-000004</w:t>
-      </w:r>
-      <w:r>
-        <w:t xml:space="preserve">,</w:t>
-      </w:r>
-      <w:r>
-        <w:t xml:space="preserve"> </w:t>
-      </w:r>
-      <w:r>
-        <w:rPr>
-          <w:rStyle w:val="VerbatimChar"/>
-        </w:rPr>
-        <w:t xml:space="preserve">FB2-LNK-SAF-000005</w:t>
-      </w:r>
-      <w:r>
-        <w:t xml:space="preserve">,</w:t>
-      </w:r>
-      <w:r>
-        <w:t xml:space="preserve"> </w:t>
-      </w:r>
-      <w:r>
-        <w:rPr>
-          <w:rStyle w:val="VerbatimChar"/>
-        </w:rPr>
-        <w:t xml:space="preserve">FB2-LNK-SAF-000006</w:t>
-      </w:r>
-      <w:r>
-        <w:t xml:space="preserve"> </w:t>
-      </w:r>
-      <w:r>
-        <w:t xml:space="preserve">… (full registry in traceability document).</w:t>
-      </w:r>
-    </w:p>
-    <w:bookmarkEnd w:id="23"/>
-    <w:bookmarkEnd w:id="24"/>
-    <w:bookmarkStart w:id="28" w:name="profile-synthetic_reference"/>
-    <w:p>
-      <w:pPr>
-        <w:pStyle w:val="Heading2"/>
-      </w:pPr>
-      <w:r>
-        <w:t xml:space="preserve">Profile:</w:t>
-      </w:r>
-      <w:r>
-        <w:t xml:space="preserve"> </w:t>
-      </w:r>
-      <w:r>
-        <w:rPr>
-          <w:rStyle w:val="VerbatimChar"/>
-        </w:rPr>
-        <w:t xml:space="preserve">synthetic_reference</w:t>
-      </w:r>
-    </w:p>
-    <w:bookmarkStart w:id="25" w:name="context-viewpoint-1"/>
-    <w:p>
-      <w:pPr>
-        <w:pStyle w:val="Heading3"/>
-      </w:pPr>
-      <w:r>
-        <w:t xml:space="preserve">Context Viewpoint</w:t>
-      </w:r>
-    </w:p>
-    <w:p>
-      <w:pPr>
-        <w:pStyle w:val="FirstParagraph"/>
+        <w:t xml:space="preserve">Engine layer</w:t>
+      </w:r>
+      <w:r>
+        <w:t xml:space="preserve">: diagnostics, error handling, system monitoring, database (producer/consumer asynchronous data exchange between tasks/modules).</w:t>
+      </w:r>
+    </w:p>
+    <w:p>
+      <w:pPr>
+        <w:pStyle w:val="Compact"/>
+        <w:numPr>
+          <w:ilvl w:val="0"/>
+          <w:numId w:val="1001"/>
+        </w:numPr>
       </w:pPr>
       <w:r>
         <w:rPr>
           <w:b/>
           <w:bCs/>
         </w:rPr>
-        <w:t xml:space="preserve">Caption</w:t>
-      </w:r>
-      <w:r>
-        <w:t xml:space="preserve">: BMS item boundary with external actors (from scope artifact).</w:t>
-      </w:r>
-    </w:p>
-    <w:p>
-      <w:pPr>
-        <w:pStyle w:val="SourceCode"/>
-      </w:pPr>
-      <w:r>
-        <w:rPr>
-          <w:rStyle w:val="VerbatimChar"/>
-        </w:rPr>
-        <w:t xml:space="preserve">flowchart LR</w:t>
-      </w:r>
-      <w:r>
-        <w:br/>
-      </w:r>
-      <w:r>
-        <w:rPr>
-          <w:rStyle w:val="VerbatimChar"/>
-        </w:rPr>
-        <w:t xml:space="preserve">    BMS[foxBMS 2 BMS Item]</w:t>
-      </w:r>
-      <w:r>
-        <w:br/>
-      </w:r>
-      <w:r>
-        <w:rPr>
-          <w:rStyle w:val="VerbatimChar"/>
-        </w:rPr>
-        <w:t xml:space="preserve">    E0["Charger"]</w:t>
-      </w:r>
-      <w:r>
-        <w:br/>
-      </w:r>
-      <w:r>
-        <w:rPr>
-          <w:rStyle w:val="VerbatimChar"/>
-        </w:rPr>
-        <w:t xml:space="preserve">    E1["Vehicle"]</w:t>
-      </w:r>
-      <w:r>
-        <w:br/>
-      </w:r>
-      <w:r>
-        <w:rPr>
-          <w:rStyle w:val="VerbatimChar"/>
-        </w:rPr>
-        <w:t xml:space="preserve">    E2["Cells"]</w:t>
-      </w:r>
-      <w:r>
-        <w:br/>
-      </w:r>
-      <w:r>
-        <w:rPr>
-          <w:rStyle w:val="VerbatimChar"/>
-        </w:rPr>
-        <w:t xml:space="preserve">    E0 &lt;--&gt; BMS</w:t>
-      </w:r>
-      <w:r>
-        <w:br/>
-      </w:r>
-      <w:r>
-        <w:rPr>
-          <w:rStyle w:val="VerbatimChar"/>
-        </w:rPr>
-        <w:t xml:space="preserve">    E1 &lt;--&gt; BMS</w:t>
-      </w:r>
-      <w:r>
-        <w:br/>
-      </w:r>
-      <w:r>
-        <w:rPr>
-          <w:rStyle w:val="VerbatimChar"/>
-        </w:rPr>
-        <w:t xml:space="preserve">    E2 &lt;--&gt; BMS</w:t>
-      </w:r>
-    </w:p>
-    <w:bookmarkEnd w:id="25"/>
-    <w:bookmarkStart w:id="26" w:name="functional-block-viewpoint-1"/>
+        <w:t xml:space="preserve">Driver layer</w:t>
+      </w:r>
+      <w:r>
+        <w:t xml:space="preserve">: communication interfaces (CAN, UART, SPI, Ethernet/EMAC), measurement control (AFE, ADC, current sensor), hardware supervision (SBC, port expander, RTC, FRAM, interlock, contactors/SPS, IMD, LEDs).</w:t>
+      </w:r>
+    </w:p>
+    <w:bookmarkStart w:id="22" w:name="task-engineering-viewpoint"/>
     <w:p>
       <w:pPr>
         <w:pStyle w:val="Heading3"/>
       </w:pPr>
       <w:r>
-        <w:t xml:space="preserve">Functional Block Viewpoint</w:t>
+        <w:t xml:space="preserve">Task Engineering Viewpoint</w:t>
       </w:r>
     </w:p>
     <w:p>
@@ -994,172 +802,579 @@
         <w:t xml:space="preserve">Caption</w:t>
       </w:r>
       <w:r>
-        <w:t xml:space="preserve">: Cell-voltage protection chain blocks from the link registry (HAZ ← mitigates ← SGO ← refines ← FSRs ← allocated_to ← TSR/SWR).</w:t>
-      </w:r>
-    </w:p>
-    <w:p>
-      <w:pPr>
-        <w:pStyle w:val="SourceCode"/>
-      </w:pPr>
-      <w:r>
-        <w:rPr>
-          <w:rStyle w:val="VerbatimChar"/>
-        </w:rPr>
-        <w:t xml:space="preserve">flowchart TD</w:t>
-      </w:r>
-      <w:r>
-        <w:br/>
-      </w:r>
-      <w:r>
-        <w:rPr>
-          <w:rStyle w:val="VerbatimChar"/>
-        </w:rPr>
-        <w:t xml:space="preserve">    HAZ["FB2-SAF-HAZ-000001 Hazard"]</w:t>
-      </w:r>
-      <w:r>
-        <w:br/>
-      </w:r>
-      <w:r>
-        <w:rPr>
-          <w:rStyle w:val="VerbatimChar"/>
-        </w:rPr>
-        <w:t xml:space="preserve">    SGO["FB2-SAF-SGO-000001 Safety Goal"]</w:t>
-      </w:r>
-      <w:r>
-        <w:br/>
-      </w:r>
-      <w:r>
-        <w:rPr>
-          <w:rStyle w:val="VerbatimChar"/>
-        </w:rPr>
-        <w:t xml:space="preserve">    HAZ --- SGO</w:t>
-      </w:r>
-      <w:r>
-        <w:br/>
-      </w:r>
-      <w:r>
-        <w:rPr>
-          <w:rStyle w:val="VerbatimChar"/>
-        </w:rPr>
-        <w:t xml:space="preserve">    "FB2-SAF-FSR-000001" --- "FB2-SAF-SGO-000001"</w:t>
-      </w:r>
-      <w:r>
-        <w:br/>
-      </w:r>
-      <w:r>
-        <w:rPr>
-          <w:rStyle w:val="VerbatimChar"/>
-        </w:rPr>
-        <w:t xml:space="preserve">    "FB2-SAF-FSR-000002" --- "FB2-SAF-SGO-000001"</w:t>
-      </w:r>
-      <w:r>
-        <w:br/>
-      </w:r>
-      <w:r>
-        <w:rPr>
-          <w:rStyle w:val="VerbatimChar"/>
-        </w:rPr>
-        <w:t xml:space="preserve">    "FB2-SAF-FSR-000003" --- "FB2-SAF-SGO-000001"</w:t>
-      </w:r>
-      <w:r>
-        <w:br/>
-      </w:r>
-      <w:r>
-        <w:rPr>
-          <w:rStyle w:val="VerbatimChar"/>
-        </w:rPr>
-        <w:t xml:space="preserve">    "FB2-SAF-FSR-000004" --- "FB2-SAF-SGO-000001"</w:t>
-      </w:r>
-      <w:r>
-        <w:br/>
-      </w:r>
-      <w:r>
-        <w:rPr>
-          <w:rStyle w:val="VerbatimChar"/>
-        </w:rPr>
-        <w:t xml:space="preserve">    "FB2-HW-TSR-000001" -.allocated_to.-&gt; "FB2-SAF-FSR-000001"</w:t>
-      </w:r>
-      <w:r>
-        <w:br/>
-      </w:r>
-      <w:r>
-        <w:rPr>
-          <w:rStyle w:val="VerbatimChar"/>
-        </w:rPr>
-        <w:t xml:space="preserve">    "FB2-HW-TSR-000002" -.allocated_to.-&gt; "FB2-SAF-FSR-000001"</w:t>
-      </w:r>
-      <w:r>
-        <w:br/>
-      </w:r>
-      <w:r>
-        <w:rPr>
-          <w:rStyle w:val="VerbatimChar"/>
-        </w:rPr>
-        <w:t xml:space="preserve">    "FB2-HW-TSR-000003" -.allocated_to.-&gt; "FB2-SAF-FSR-000003"</w:t>
-      </w:r>
-      <w:r>
-        <w:br/>
-      </w:r>
-      <w:r>
-        <w:rPr>
-          <w:rStyle w:val="VerbatimChar"/>
-        </w:rPr>
-        <w:t xml:space="preserve">    "FB2-SW-SWR-000001" -.allocated_to.-&gt; "FB2-SAF-FSR-000001"</w:t>
-      </w:r>
-      <w:r>
-        <w:br/>
-      </w:r>
-      <w:r>
-        <w:rPr>
-          <w:rStyle w:val="VerbatimChar"/>
-        </w:rPr>
-        <w:t xml:space="preserve">    "FB2-SW-SWR-000002" -.allocated_to.-&gt; "FB2-SAF-FSR-000002"</w:t>
-      </w:r>
-      <w:r>
-        <w:br/>
-      </w:r>
-      <w:r>
-        <w:rPr>
-          <w:rStyle w:val="VerbatimChar"/>
-        </w:rPr>
-        <w:t xml:space="preserve">    "FB2-SW-SWR-000003" -.allocated_to.-&gt; "FB2-SAF-FSR-000003"</w:t>
-      </w:r>
-      <w:r>
-        <w:br/>
-      </w:r>
-      <w:r>
-        <w:rPr>
-          <w:rStyle w:val="VerbatimChar"/>
-        </w:rPr>
-        <w:t xml:space="preserve">    "FB2-SW-DSN-000001" -.implements.-&gt; "FB2-SW-SWR-000001"</w:t>
-      </w:r>
-      <w:r>
-        <w:br/>
-      </w:r>
-      <w:r>
-        <w:rPr>
-          <w:rStyle w:val="VerbatimChar"/>
-        </w:rPr>
-        <w:t xml:space="preserve">    "FB2-SW-DSN-000002" -.implements.-&gt; "FB2-SW-SWR-000002"</w:t>
-      </w:r>
-      <w:r>
-        <w:br/>
-      </w:r>
-      <w:r>
-        <w:rPr>
-          <w:rStyle w:val="VerbatimChar"/>
-        </w:rPr>
-        <w:t xml:space="preserve">    "FB2-SW-DSN-000003" -.implements.-&gt; "FB2-SW-SWR-000003"</w:t>
-      </w:r>
-    </w:p>
-    <w:bookmarkEnd w:id="26"/>
-    <w:bookmarkStart w:id="27" w:name="dynamic-viewpoint-1"/>
+        <w:t xml:space="preserve">: Task-function mapping from</w:t>
+      </w:r>
+      <w:r>
+        <w:t xml:space="preserve"> </w:t>
+      </w:r>
+      <w:r>
+        <w:rPr>
+          <w:rStyle w:val="VerbatimChar"/>
+        </w:rPr>
+        <w:t xml:space="preserve">src/app/task/config/ftask_cfg.c</w:t>
+      </w:r>
+      <w:r>
+        <w:t xml:space="preserve"> </w:t>
+      </w:r>
+      <w:r>
+        <w:t xml:space="preserve">(user code functions per task, verified against the source).</w:t>
+      </w:r>
+    </w:p>
+    <w:tbl>
+      <w:tblPr>
+        <w:tblStyle w:val="Table"/>
+        <w:tblW w:type="pct" w:w="5000"/>
+        <w:jc w:val="left"/>
+        <w:tblLayout w:type="fixed"/>
+        <w:tblLook w:firstRow="1" w:lastRow="0" w:firstColumn="0" w:lastColumn="0" w:noHBand="0" w:noVBand="0" w:val="0020"/>
+      </w:tblPr>
+      <w:tblGrid>
+        <w:gridCol w:w="2640"/>
+        <w:gridCol w:w="2640"/>
+        <w:gridCol w:w="2640"/>
+      </w:tblGrid>
+      <w:tr>
+        <w:trPr>
+          <w:tblHeader w:val="on"/>
+        </w:trPr>
+        <w:tc>
+          <w:tcPr/>
+          <w:p>
+            <w:pPr>
+              <w:pStyle w:val="Compact"/>
+              <w:jc w:val="left"/>
+            </w:pPr>
+            <w:r>
+              <w:t xml:space="preserve">Task</w:t>
+            </w:r>
+          </w:p>
+        </w:tc>
+        <w:tc>
+          <w:tcPr/>
+          <w:p>
+            <w:pPr>
+              <w:pStyle w:val="Compact"/>
+              <w:jc w:val="left"/>
+            </w:pPr>
+            <w:r>
+              <w:t xml:space="preserve">Period / mode</w:t>
+            </w:r>
+          </w:p>
+        </w:tc>
+        <w:tc>
+          <w:tcPr/>
+          <w:p>
+            <w:pPr>
+              <w:pStyle w:val="Compact"/>
+              <w:jc w:val="left"/>
+            </w:pPr>
+            <w:r>
+              <w:t xml:space="preserve">Functions</w:t>
+            </w:r>
+          </w:p>
+        </w:tc>
+      </w:tr>
+      <w:tr>
+        <w:tc>
+          <w:tcPr/>
+          <w:p>
+            <w:pPr>
+              <w:pStyle w:val="Compact"/>
+              <w:jc w:val="left"/>
+            </w:pPr>
+            <w:r>
+              <w:t xml:space="preserve">1ms</w:t>
+            </w:r>
+          </w:p>
+        </w:tc>
+        <w:tc>
+          <w:tcPr/>
+          <w:p>
+            <w:pPr>
+              <w:pStyle w:val="Compact"/>
+              <w:jc w:val="left"/>
+            </w:pPr>
+            <w:r>
+              <w:t xml:space="preserve">1 ms cyclic</w:t>
+            </w:r>
+          </w:p>
+        </w:tc>
+        <w:tc>
+          <w:tcPr/>
+          <w:p>
+            <w:pPr>
+              <w:pStyle w:val="Compact"/>
+              <w:jc w:val="left"/>
+            </w:pPr>
+            <w:r>
+              <w:rPr>
+                <w:rStyle w:val="VerbatimChar"/>
+              </w:rPr>
+              <w:t xml:space="preserve">OS_IncrementTimer</w:t>
+            </w:r>
+            <w:r>
+              <w:t xml:space="preserve">,</w:t>
+            </w:r>
+            <w:r>
+              <w:t xml:space="preserve"> </w:t>
+            </w:r>
+            <w:r>
+              <w:rPr>
+                <w:rStyle w:val="VerbatimChar"/>
+              </w:rPr>
+              <w:t xml:space="preserve">DIAG_UpdateFlags</w:t>
+            </w:r>
+            <w:r>
+              <w:t xml:space="preserve">,</w:t>
+            </w:r>
+            <w:r>
+              <w:t xml:space="preserve"> </w:t>
+            </w:r>
+            <w:r>
+              <w:rPr>
+                <w:rStyle w:val="VerbatimChar"/>
+              </w:rPr>
+              <w:t xml:space="preserve">MEAS_Control (AFE driver type FSM)</w:t>
+            </w:r>
+            <w:r>
+              <w:t xml:space="preserve">,</w:t>
+            </w:r>
+            <w:r>
+              <w:t xml:space="preserve"> </w:t>
+            </w:r>
+            <w:r>
+              <w:rPr>
+                <w:rStyle w:val="VerbatimChar"/>
+              </w:rPr>
+              <w:t xml:space="preserve">CAN_ReadRxBuffer</w:t>
+            </w:r>
+          </w:p>
+        </w:tc>
+      </w:tr>
+      <w:tr>
+        <w:tc>
+          <w:tcPr/>
+          <w:p>
+            <w:pPr>
+              <w:pStyle w:val="Compact"/>
+              <w:jc w:val="left"/>
+            </w:pPr>
+            <w:r>
+              <w:t xml:space="preserve">10ms</w:t>
+            </w:r>
+          </w:p>
+        </w:tc>
+        <w:tc>
+          <w:tcPr/>
+          <w:p>
+            <w:pPr>
+              <w:pStyle w:val="Compact"/>
+              <w:jc w:val="left"/>
+            </w:pPr>
+            <w:r>
+              <w:t xml:space="preserve">10 ms cyclic</w:t>
+            </w:r>
+          </w:p>
+        </w:tc>
+        <w:tc>
+          <w:tcPr/>
+          <w:p>
+            <w:pPr>
+              <w:pStyle w:val="Compact"/>
+              <w:jc w:val="left"/>
+            </w:pPr>
+            <w:r>
+              <w:rPr>
+                <w:rStyle w:val="VerbatimChar"/>
+              </w:rPr>
+              <w:t xml:space="preserve">SYSM_UpdateFramData</w:t>
+            </w:r>
+            <w:r>
+              <w:t xml:space="preserve">,</w:t>
+            </w:r>
+            <w:r>
+              <w:t xml:space="preserve"> </w:t>
+            </w:r>
+            <w:r>
+              <w:rPr>
+                <w:rStyle w:val="VerbatimChar"/>
+              </w:rPr>
+              <w:t xml:space="preserve">SYS_Trigger</w:t>
+            </w:r>
+            <w:r>
+              <w:t xml:space="preserve">,</w:t>
+            </w:r>
+            <w:r>
+              <w:t xml:space="preserve"> </w:t>
+            </w:r>
+            <w:r>
+              <w:rPr>
+                <w:rStyle w:val="VerbatimChar"/>
+              </w:rPr>
+              <w:t xml:space="preserve">ILCK_Trigger</w:t>
+            </w:r>
+            <w:r>
+              <w:t xml:space="preserve">,</w:t>
+            </w:r>
+            <w:r>
+              <w:t xml:space="preserve"> </w:t>
+            </w:r>
+            <w:r>
+              <w:rPr>
+                <w:rStyle w:val="VerbatimChar"/>
+              </w:rPr>
+              <w:t xml:space="preserve">ADC_Control</w:t>
+            </w:r>
+            <w:r>
+              <w:t xml:space="preserve">,</w:t>
+            </w:r>
+            <w:r>
+              <w:t xml:space="preserve"> </w:t>
+            </w:r>
+            <w:r>
+              <w:rPr>
+                <w:rStyle w:val="VerbatimChar"/>
+              </w:rPr>
+              <w:t xml:space="preserve">SPS_Ctrl</w:t>
+            </w:r>
+            <w:r>
+              <w:t xml:space="preserve">,</w:t>
+            </w:r>
+            <w:r>
+              <w:t xml:space="preserve"> </w:t>
+            </w:r>
+            <w:r>
+              <w:rPr>
+                <w:rStyle w:val="VerbatimChar"/>
+              </w:rPr>
+              <w:t xml:space="preserve">CAN_MainFunction</w:t>
+            </w:r>
+            <w:r>
+              <w:t xml:space="preserve">,</w:t>
+            </w:r>
+            <w:r>
+              <w:t xml:space="preserve"> </w:t>
+            </w:r>
+            <w:r>
+              <w:rPr>
+                <w:rStyle w:val="VerbatimChar"/>
+              </w:rPr>
+              <w:t xml:space="preserve">SOF_Calculation</w:t>
+            </w:r>
+            <w:r>
+              <w:t xml:space="preserve">,</w:t>
+            </w:r>
+            <w:r>
+              <w:t xml:space="preserve"> </w:t>
+            </w:r>
+            <w:r>
+              <w:rPr>
+                <w:rStyle w:val="VerbatimChar"/>
+              </w:rPr>
+              <w:t xml:space="preserve">ALGO_MonitorExecutionTime</w:t>
+            </w:r>
+            <w:r>
+              <w:t xml:space="preserve">,</w:t>
+            </w:r>
+            <w:r>
+              <w:t xml:space="preserve"> </w:t>
+            </w:r>
+            <w:r>
+              <w:rPr>
+                <w:rStyle w:val="VerbatimChar"/>
+              </w:rPr>
+              <w:t xml:space="preserve">SBC_Trigger</w:t>
+            </w:r>
+            <w:r>
+              <w:t xml:space="preserve">,</w:t>
+            </w:r>
+            <w:r>
+              <w:t xml:space="preserve"> </w:t>
+            </w:r>
+            <w:r>
+              <w:rPr>
+                <w:rStyle w:val="VerbatimChar"/>
+              </w:rPr>
+              <w:t xml:space="preserve">MRC_ValidateAfeMeasurement / MRC_ValidatePackMeasurement (every 50 ms)</w:t>
+            </w:r>
+            <w:r>
+              <w:t xml:space="preserve">,</w:t>
+            </w:r>
+            <w:r>
+              <w:t xml:space="preserve"> </w:t>
+            </w:r>
+            <w:r>
+              <w:rPr>
+                <w:rStyle w:val="VerbatimChar"/>
+              </w:rPr>
+              <w:t xml:space="preserve">BMS_Trigger (last: minimize reaction delay)</w:t>
+            </w:r>
+          </w:p>
+        </w:tc>
+      </w:tr>
+      <w:tr>
+        <w:tc>
+          <w:tcPr/>
+          <w:p>
+            <w:pPr>
+              <w:pStyle w:val="Compact"/>
+              <w:jc w:val="left"/>
+            </w:pPr>
+            <w:r>
+              <w:t xml:space="preserve">100ms</w:t>
+            </w:r>
+          </w:p>
+        </w:tc>
+        <w:tc>
+          <w:tcPr/>
+          <w:p>
+            <w:pPr>
+              <w:pStyle w:val="Compact"/>
+              <w:jc w:val="left"/>
+            </w:pPr>
+            <w:r>
+              <w:t xml:space="preserve">100 ms cyclic</w:t>
+            </w:r>
+          </w:p>
+        </w:tc>
+        <w:tc>
+          <w:tcPr/>
+          <w:p>
+            <w:pPr>
+              <w:pStyle w:val="Compact"/>
+              <w:jc w:val="left"/>
+            </w:pPr>
+            <w:r>
+              <w:rPr>
+                <w:rStyle w:val="VerbatimChar"/>
+              </w:rPr>
+              <w:t xml:space="preserve">SE_RunStateEstimations (every 1 s)</w:t>
+            </w:r>
+            <w:r>
+              <w:t xml:space="preserve">,</w:t>
+            </w:r>
+            <w:r>
+              <w:t xml:space="preserve"> </w:t>
+            </w:r>
+            <w:r>
+              <w:rPr>
+                <w:rStyle w:val="VerbatimChar"/>
+              </w:rPr>
+              <w:t xml:space="preserve">BAL_Trigger</w:t>
+            </w:r>
+            <w:r>
+              <w:t xml:space="preserve">,</w:t>
+            </w:r>
+            <w:r>
+              <w:t xml:space="preserve"> </w:t>
+            </w:r>
+            <w:r>
+              <w:rPr>
+                <w:rStyle w:val="VerbatimChar"/>
+              </w:rPr>
+              <w:t xml:space="preserve">IMD_Trigger</w:t>
+            </w:r>
+            <w:r>
+              <w:t xml:space="preserve">,</w:t>
+            </w:r>
+            <w:r>
+              <w:t xml:space="preserve"> </w:t>
+            </w:r>
+            <w:r>
+              <w:rPr>
+                <w:rStyle w:val="VerbatimChar"/>
+              </w:rPr>
+              <w:t xml:space="preserve">LED_Trigger</w:t>
+            </w:r>
+            <w:r>
+              <w:t xml:space="preserve">,</w:t>
+            </w:r>
+            <w:r>
+              <w:t xml:space="preserve"> </w:t>
+            </w:r>
+            <w:r>
+              <w:rPr>
+                <w:rStyle w:val="VerbatimChar"/>
+              </w:rPr>
+              <w:t xml:space="preserve">MINFO_CheckSupplyVoltageClamp30c</w:t>
+            </w:r>
+          </w:p>
+        </w:tc>
+      </w:tr>
+      <w:tr>
+        <w:tc>
+          <w:tcPr/>
+          <w:p>
+            <w:pPr>
+              <w:pStyle w:val="Compact"/>
+              <w:jc w:val="left"/>
+            </w:pPr>
+            <w:r>
+              <w:t xml:space="preserve">100ms-algorithm</w:t>
+            </w:r>
+          </w:p>
+        </w:tc>
+        <w:tc>
+          <w:tcPr/>
+          <w:p>
+            <w:pPr>
+              <w:pStyle w:val="Compact"/>
+              <w:jc w:val="left"/>
+            </w:pPr>
+            <w:r>
+              <w:t xml:space="preserve">100 ms cyclic (algorithms)</w:t>
+            </w:r>
+          </w:p>
+        </w:tc>
+        <w:tc>
+          <w:tcPr/>
+          <w:p>
+            <w:pPr>
+              <w:pStyle w:val="Compact"/>
+              <w:jc w:val="left"/>
+            </w:pPr>
+            <w:r>
+              <w:rPr>
+                <w:rStyle w:val="VerbatimChar"/>
+              </w:rPr>
+              <w:t xml:space="preserve">ALGO_MainFunction</w:t>
+            </w:r>
+          </w:p>
+        </w:tc>
+      </w:tr>
+      <w:tr>
+        <w:tc>
+          <w:tcPr/>
+          <w:p>
+            <w:pPr>
+              <w:pStyle w:val="Compact"/>
+              <w:jc w:val="left"/>
+            </w:pPr>
+            <w:r>
+              <w:t xml:space="preserve">i2c (continuous)</w:t>
+            </w:r>
+          </w:p>
+        </w:tc>
+        <w:tc>
+          <w:tcPr/>
+          <w:p>
+            <w:pPr>
+              <w:pStyle w:val="Compact"/>
+              <w:jc w:val="left"/>
+            </w:pPr>
+            <w:r>
+              <w:t xml:space="preserve">continuous, 2 ms delay</w:t>
+            </w:r>
+          </w:p>
+        </w:tc>
+        <w:tc>
+          <w:tcPr/>
+          <w:p>
+            <w:pPr>
+              <w:pStyle w:val="Compact"/>
+              <w:jc w:val="left"/>
+            </w:pPr>
+            <w:r>
+              <w:rPr>
+                <w:rStyle w:val="VerbatimChar"/>
+              </w:rPr>
+              <w:t xml:space="preserve">PEX_Trigger</w:t>
+            </w:r>
+            <w:r>
+              <w:t xml:space="preserve">,</w:t>
+            </w:r>
+            <w:r>
+              <w:t xml:space="preserve"> </w:t>
+            </w:r>
+            <w:r>
+              <w:rPr>
+                <w:rStyle w:val="VerbatimChar"/>
+              </w:rPr>
+              <w:t xml:space="preserve">HTSEN_Trigger</w:t>
+            </w:r>
+            <w:r>
+              <w:t xml:space="preserve">,</w:t>
+            </w:r>
+            <w:r>
+              <w:t xml:space="preserve"> </w:t>
+            </w:r>
+            <w:r>
+              <w:rPr>
+                <w:rStyle w:val="VerbatimChar"/>
+              </w:rPr>
+              <w:t xml:space="preserve">RTC_Trigger</w:t>
+            </w:r>
+          </w:p>
+        </w:tc>
+      </w:tr>
+      <w:tr>
+        <w:tc>
+          <w:tcPr/>
+          <w:p>
+            <w:pPr>
+              <w:pStyle w:val="Compact"/>
+              <w:jc w:val="left"/>
+            </w:pPr>
+            <w:r>
+              <w:t xml:space="preserve">engine (continuous)</w:t>
+            </w:r>
+          </w:p>
+        </w:tc>
+        <w:tc>
+          <w:tcPr/>
+          <w:p>
+            <w:pPr>
+              <w:pStyle w:val="Compact"/>
+              <w:jc w:val="left"/>
+            </w:pPr>
+            <w:r>
+              <w:t xml:space="preserve">continuous, blocking</w:t>
+            </w:r>
+          </w:p>
+        </w:tc>
+        <w:tc>
+          <w:tcPr/>
+          <w:p>
+            <w:pPr>
+              <w:pStyle w:val="Compact"/>
+              <w:jc w:val="left"/>
+            </w:pPr>
+            <w:r>
+              <w:rPr>
+                <w:rStyle w:val="VerbatimChar"/>
+              </w:rPr>
+              <w:t xml:space="preserve">SBC state machine / FRAM / engine sequencing</w:t>
+            </w:r>
+          </w:p>
+        </w:tc>
+      </w:tr>
+    </w:tbl>
+    <w:p>
+      <w:pPr>
+        <w:pStyle w:val="BodyText"/>
+      </w:pPr>
+      <w:r>
+        <w:t xml:space="preserve">Priority order (from the docs): database/engine context highest, then 1 ms task (time-sensitive: diagnostics, measurement, CAN RX), 10 ms task (CAN TX, interlock, SPS, ADC, BMS trigger), 100 ms task (state estimation, balancing, IMD, LED), 100 ms algorithm task (user algorithms).</w:t>
+      </w:r>
+    </w:p>
+    <w:bookmarkEnd w:id="22"/>
+    <w:bookmarkEnd w:id="23"/>
+    <w:bookmarkStart w:id="27" w:name="dynamic-viewpoint"/>
+    <w:p>
+      <w:pPr>
+        <w:pStyle w:val="Heading2"/>
+      </w:pPr>
+      <w:r>
+        <w:t xml:space="preserve">Dynamic Viewpoint</w:t>
+      </w:r>
+    </w:p>
+    <w:bookmarkStart w:id="24" w:name="bms-state-machine-application-core"/>
     <w:p>
       <w:pPr>
         <w:pStyle w:val="Heading3"/>
       </w:pPr>
       <w:r>
-        <w:t xml:space="preserve">Dynamic Viewpoint</w:t>
+        <w:t xml:space="preserve">BMS State Machine (application core)</w:t>
       </w:r>
     </w:p>
     <w:p>
@@ -1174,7 +1389,31 @@
         <w:t xml:space="preserve">Caption</w:t>
       </w:r>
       <w:r>
-        <w:t xml:space="preserve">: Sequence of the cell-voltage protection chain (hazard detection to contactor opening) per link registry relations.</w:t>
+        <w:t xml:space="preserve">: BMS FSM — 13 states (</w:t>
+      </w:r>
+      <w:r>
+        <w:rPr>
+          <w:rStyle w:val="VerbatimChar"/>
+        </w:rPr>
+        <w:t xml:space="preserve">src/app/application/bms/bms.h</w:t>
+      </w:r>
+      <w:r>
+        <w:t xml:space="preserve">), triggered every 10 ms by</w:t>
+      </w:r>
+      <w:r>
+        <w:t xml:space="preserve"> </w:t>
+      </w:r>
+      <w:r>
+        <w:rPr>
+          <w:rStyle w:val="VerbatimChar"/>
+        </w:rPr>
+        <w:t xml:space="preserve">BMS_Trigger()</w:t>
+      </w:r>
+      <w:r>
+        <w:t xml:space="preserve"> </w:t>
+      </w:r>
+      <w:r>
+        <w:t xml:space="preserve">in the 10 ms task.</w:t>
       </w:r>
     </w:p>
     <w:p>
@@ -1185,6 +1424,437 @@
         <w:rPr>
           <w:rStyle w:val="VerbatimChar"/>
         </w:rPr>
+        <w:t xml:space="preserve">stateDiagram-v2</w:t>
+      </w:r>
+      <w:r>
+        <w:br/>
+      </w:r>
+      <w:r>
+        <w:rPr>
+          <w:rStyle w:val="VerbatimChar"/>
+        </w:rPr>
+        <w:t xml:space="preserve">    [*] --&gt; BMS_FSM_STATE_UNINITIALIZED</w:t>
+      </w:r>
+      <w:r>
+        <w:br/>
+      </w:r>
+      <w:r>
+        <w:rPr>
+          <w:rStyle w:val="VerbatimChar"/>
+        </w:rPr>
+        <w:t xml:space="preserve">    BMS_FSM_STATE_UNINITIALIZED --&gt; BMS_FSM_STATE_INITIALIZATION : initialization request</w:t>
+      </w:r>
+      <w:r>
+        <w:br/>
+      </w:r>
+      <w:r>
+        <w:rPr>
+          <w:rStyle w:val="VerbatimChar"/>
+        </w:rPr>
+        <w:t xml:space="preserve">    BMS_FSM_STATE_INITIALIZATION --&gt; BMS_FSM_STATE_INITIALIZED : init done</w:t>
+      </w:r>
+      <w:r>
+        <w:br/>
+      </w:r>
+      <w:r>
+        <w:rPr>
+          <w:rStyle w:val="VerbatimChar"/>
+        </w:rPr>
+        <w:t xml:space="preserve">    BMS_FSM_STATE_INITIALIZED --&gt; BMS_FSM_STATE_IDLE : standby</w:t>
+      </w:r>
+      <w:r>
+        <w:br/>
+      </w:r>
+      <w:r>
+        <w:rPr>
+          <w:rStyle w:val="VerbatimChar"/>
+        </w:rPr>
+        <w:t xml:space="preserve">    BMS_FSM_STATE_IDLE --&gt; BMS_FSM_STATE_STANDBY : close contactors request</w:t>
+      </w:r>
+      <w:r>
+        <w:br/>
+      </w:r>
+      <w:r>
+        <w:rPr>
+          <w:rStyle w:val="VerbatimChar"/>
+        </w:rPr>
+        <w:t xml:space="preserve">    BMS_FSM_STATE_STANDBY --&gt; BMS_FSM_STATE_PRECHARGE : precharge request</w:t>
+      </w:r>
+      <w:r>
+        <w:br/>
+      </w:r>
+      <w:r>
+        <w:rPr>
+          <w:rStyle w:val="VerbatimChar"/>
+        </w:rPr>
+        <w:t xml:space="preserve">    BMS_FSM_STATE_PRECHARGE --&gt; BMS_FSM_STATE_NORMAL : precharge finished</w:t>
+      </w:r>
+      <w:r>
+        <w:br/>
+      </w:r>
+      <w:r>
+        <w:rPr>
+          <w:rStyle w:val="VerbatimChar"/>
+        </w:rPr>
+        <w:t xml:space="preserve">    BMS_FSM_STATE_NORMAL --&gt; BMS_FSM_STATE_DISCHARGE : discharge power path</w:t>
+      </w:r>
+      <w:r>
+        <w:br/>
+      </w:r>
+      <w:r>
+        <w:rPr>
+          <w:rStyle w:val="VerbatimChar"/>
+        </w:rPr>
+        <w:t xml:space="preserve">    BMS_FSM_STATE_NORMAL --&gt; BMS_FSM_STATE_CHARGE : charge power path</w:t>
+      </w:r>
+      <w:r>
+        <w:br/>
+      </w:r>
+      <w:r>
+        <w:rPr>
+          <w:rStyle w:val="VerbatimChar"/>
+        </w:rPr>
+        <w:t xml:space="preserve">    BMS_FSM_STATE_ERROR_STATE[BMS_FSM_STATE_ERROR] : any state on fatal diagnosis</w:t>
+      </w:r>
+      <w:r>
+        <w:br/>
+      </w:r>
+      <w:r>
+        <w:rPr>
+          <w:rStyle w:val="VerbatimChar"/>
+        </w:rPr>
+        <w:t xml:space="preserve">    BMS_FSM_STATE_ERROR --&gt; BMS_FSM_STATE_OPEN_CONTACTORS : open contactors</w:t>
+      </w:r>
+      <w:r>
+        <w:br/>
+      </w:r>
+      <w:r>
+        <w:rPr>
+          <w:rStyle w:val="VerbatimChar"/>
+        </w:rPr>
+        <w:t xml:space="preserve">    BMS_FSM_STATE_OPEN_CONTACTORS --&gt; BMS_FSM_STATE_STANDBY : contactors open (safe state)</w:t>
+      </w:r>
+      <w:r>
+        <w:br/>
+      </w:r>
+      <w:r>
+        <w:rPr>
+          <w:rStyle w:val="VerbatimChar"/>
+        </w:rPr>
+        <w:t xml:space="preserve">    BMS_FSM_STATE_UNINITIALIZED</w:t>
+      </w:r>
+      <w:r>
+        <w:br/>
+      </w:r>
+      <w:r>
+        <w:rPr>
+          <w:rStyle w:val="VerbatimChar"/>
+        </w:rPr>
+        <w:t xml:space="preserve">    BMS_FSM_STATE_INITIALIZATION</w:t>
+      </w:r>
+      <w:r>
+        <w:br/>
+      </w:r>
+      <w:r>
+        <w:rPr>
+          <w:rStyle w:val="VerbatimChar"/>
+        </w:rPr>
+        <w:t xml:space="preserve">    BMS_FSM_STATE_INITIALIZED</w:t>
+      </w:r>
+      <w:r>
+        <w:br/>
+      </w:r>
+      <w:r>
+        <w:rPr>
+          <w:rStyle w:val="VerbatimChar"/>
+        </w:rPr>
+        <w:t xml:space="preserve">    BMS_FSM_STATE_IDLE</w:t>
+      </w:r>
+      <w:r>
+        <w:br/>
+      </w:r>
+      <w:r>
+        <w:rPr>
+          <w:rStyle w:val="VerbatimChar"/>
+        </w:rPr>
+        <w:t xml:space="preserve">    BMS_FSM_STATE_OPEN_CONTACTORS</w:t>
+      </w:r>
+      <w:r>
+        <w:br/>
+      </w:r>
+      <w:r>
+        <w:rPr>
+          <w:rStyle w:val="VerbatimChar"/>
+        </w:rPr>
+        <w:t xml:space="preserve">    BMS_FSM_STATE_STANDBY</w:t>
+      </w:r>
+      <w:r>
+        <w:br/>
+      </w:r>
+      <w:r>
+        <w:rPr>
+          <w:rStyle w:val="VerbatimChar"/>
+        </w:rPr>
+        <w:t xml:space="preserve">    BMS_FSM_STATE_PRECHARGE</w:t>
+      </w:r>
+      <w:r>
+        <w:br/>
+      </w:r>
+      <w:r>
+        <w:rPr>
+          <w:rStyle w:val="VerbatimChar"/>
+        </w:rPr>
+        <w:t xml:space="preserve">    BMS_FSM_STATE_NORMAL</w:t>
+      </w:r>
+      <w:r>
+        <w:br/>
+      </w:r>
+      <w:r>
+        <w:rPr>
+          <w:rStyle w:val="VerbatimChar"/>
+        </w:rPr>
+        <w:t xml:space="preserve">    BMS_FSM_STATE_DISCHARGE</w:t>
+      </w:r>
+      <w:r>
+        <w:br/>
+      </w:r>
+      <w:r>
+        <w:rPr>
+          <w:rStyle w:val="VerbatimChar"/>
+        </w:rPr>
+        <w:t xml:space="preserve">    BMS_FSM_STATE_CHARGE</w:t>
+      </w:r>
+      <w:r>
+        <w:br/>
+      </w:r>
+      <w:r>
+        <w:rPr>
+          <w:rStyle w:val="VerbatimChar"/>
+        </w:rPr>
+        <w:t xml:space="preserve">    BMS_FSM_STATE_ERROR</w:t>
+      </w:r>
+      <w:r>
+        <w:br/>
+      </w:r>
+      <w:r>
+        <w:rPr>
+          <w:rStyle w:val="VerbatimChar"/>
+        </w:rPr>
+        <w:t xml:space="preserve">    BMS_FSM_STATE_UNDEFINED</w:t>
+      </w:r>
+      <w:r>
+        <w:br/>
+      </w:r>
+      <w:r>
+        <w:rPr>
+          <w:rStyle w:val="VerbatimChar"/>
+        </w:rPr>
+        <w:t xml:space="preserve">    BMS_FSM_STATE_RESERVED1</w:t>
+      </w:r>
+    </w:p>
+    <w:p>
+      <w:pPr>
+        <w:pStyle w:val="FirstParagraph"/>
+      </w:pPr>
+      <w:r>
+        <w:t xml:space="preserve">Substates (34) implement the entry checks (interlock, state requests, balancing requests, error flags) and the precharge sequences (close minus → close precharge → check → open precharge → close plus; second-string variants included).</w:t>
+      </w:r>
+    </w:p>
+    <w:bookmarkEnd w:id="24"/>
+    <w:bookmarkStart w:id="25" w:name="X8efaf9fe3e05712780013303034e0b37948184c"/>
+    <w:p>
+      <w:pPr>
+        <w:pStyle w:val="Heading3"/>
+      </w:pPr>
+      <w:r>
+        <w:t xml:space="preserve">SYS State Machine (engine startup sequencing)</w:t>
+      </w:r>
+    </w:p>
+    <w:p>
+      <w:pPr>
+        <w:pStyle w:val="FirstParagraph"/>
+      </w:pPr>
+      <w:r>
+        <w:rPr>
+          <w:b/>
+          <w:bCs/>
+        </w:rPr>
+        <w:t xml:space="preserve">Caption</w:t>
+      </w:r>
+      <w:r>
+        <w:t xml:space="preserve">: SYS FSM — 7 states (</w:t>
+      </w:r>
+      <w:r>
+        <w:rPr>
+          <w:rStyle w:val="VerbatimChar"/>
+        </w:rPr>
+        <w:t xml:space="preserve">src/app/engine/sys/sys.h</w:t>
+      </w:r>
+      <w:r>
+        <w:t xml:space="preserve">), sequencing the startup: FRAM deep-discharge check, SBC init, interlock init, CAN init, RTC, built-in self-test, boot message, balancing init, first measurement cycle, current-sensor presence check, IMD init.</w:t>
+      </w:r>
+    </w:p>
+    <w:p>
+      <w:pPr>
+        <w:pStyle w:val="SourceCode"/>
+      </w:pPr>
+      <w:r>
+        <w:rPr>
+          <w:rStyle w:val="VerbatimChar"/>
+        </w:rPr>
+        <w:t xml:space="preserve">stateDiagram-v2</w:t>
+      </w:r>
+      <w:r>
+        <w:br/>
+      </w:r>
+      <w:r>
+        <w:rPr>
+          <w:rStyle w:val="VerbatimChar"/>
+        </w:rPr>
+        <w:t xml:space="preserve">    [*] --&gt; SYS_FSM_STATE_HAS_NEVER_RUN</w:t>
+      </w:r>
+      <w:r>
+        <w:br/>
+      </w:r>
+      <w:r>
+        <w:rPr>
+          <w:rStyle w:val="VerbatimChar"/>
+        </w:rPr>
+        <w:t xml:space="preserve">    SYS_FSM_STATE_HAS_NEVER_RUN --&gt; SYS_FSM_STATE_UNINITIALIZED</w:t>
+      </w:r>
+      <w:r>
+        <w:br/>
+      </w:r>
+      <w:r>
+        <w:rPr>
+          <w:rStyle w:val="VerbatimChar"/>
+        </w:rPr>
+        <w:t xml:space="preserve">    SYS_FSM_STATE_UNINITIALIZED --&gt; SYS_FSM_STATE_INITIALIZATION</w:t>
+      </w:r>
+      <w:r>
+        <w:br/>
+      </w:r>
+      <w:r>
+        <w:rPr>
+          <w:rStyle w:val="VerbatimChar"/>
+        </w:rPr>
+        <w:t xml:space="preserve">    SYS_FSM_STATE_INITIALIZATION --&gt; SYS_FSM_STATE_PRE_RUNNING</w:t>
+      </w:r>
+      <w:r>
+        <w:br/>
+      </w:r>
+      <w:r>
+        <w:rPr>
+          <w:rStyle w:val="VerbatimChar"/>
+        </w:rPr>
+        <w:t xml:space="preserve">    SYS_FSM_STATE_PRE_RUNNING --&gt; SYS_FSM_STATE_RUNNING</w:t>
+      </w:r>
+      <w:r>
+        <w:br/>
+      </w:r>
+      <w:r>
+        <w:rPr>
+          <w:rStyle w:val="VerbatimChar"/>
+        </w:rPr>
+        <w:t xml:space="preserve">    SYS_FSM_STATE_RUNNING --&gt; SYS_FSM_STATE_ERROR : fatal error</w:t>
+      </w:r>
+      <w:r>
+        <w:br/>
+      </w:r>
+      <w:r>
+        <w:rPr>
+          <w:rStyle w:val="VerbatimChar"/>
+        </w:rPr>
+        <w:t xml:space="preserve">    SYS_FSM_STATE_DUMMY</w:t>
+      </w:r>
+      <w:r>
+        <w:br/>
+      </w:r>
+      <w:r>
+        <w:rPr>
+          <w:rStyle w:val="VerbatimChar"/>
+        </w:rPr>
+        <w:t xml:space="preserve">    SYS_FSM_STATE_HAS_NEVER_RUN</w:t>
+      </w:r>
+      <w:r>
+        <w:br/>
+      </w:r>
+      <w:r>
+        <w:rPr>
+          <w:rStyle w:val="VerbatimChar"/>
+        </w:rPr>
+        <w:t xml:space="preserve">    SYS_FSM_STATE_UNINITIALIZED</w:t>
+      </w:r>
+      <w:r>
+        <w:br/>
+      </w:r>
+      <w:r>
+        <w:rPr>
+          <w:rStyle w:val="VerbatimChar"/>
+        </w:rPr>
+        <w:t xml:space="preserve">    SYS_FSM_STATE_INITIALIZATION</w:t>
+      </w:r>
+      <w:r>
+        <w:br/>
+      </w:r>
+      <w:r>
+        <w:rPr>
+          <w:rStyle w:val="VerbatimChar"/>
+        </w:rPr>
+        <w:t xml:space="preserve">    SYS_FSM_STATE_PRE_RUNNING</w:t>
+      </w:r>
+      <w:r>
+        <w:br/>
+      </w:r>
+      <w:r>
+        <w:rPr>
+          <w:rStyle w:val="VerbatimChar"/>
+        </w:rPr>
+        <w:t xml:space="preserve">    SYS_FSM_STATE_RUNNING</w:t>
+      </w:r>
+      <w:r>
+        <w:br/>
+      </w:r>
+      <w:r>
+        <w:rPr>
+          <w:rStyle w:val="VerbatimChar"/>
+        </w:rPr>
+        <w:t xml:space="preserve">    SYS_FSM_STATE_ERROR</w:t>
+      </w:r>
+    </w:p>
+    <w:bookmarkEnd w:id="25"/>
+    <w:bookmarkStart w:id="26" w:name="protection-chain-sequence-cell-voltage"/>
+    <w:p>
+      <w:pPr>
+        <w:pStyle w:val="Heading3"/>
+      </w:pPr>
+      <w:r>
+        <w:t xml:space="preserve">Protection Chain Sequence (cell voltage)</w:t>
+      </w:r>
+    </w:p>
+    <w:p>
+      <w:pPr>
+        <w:pStyle w:val="FirstParagraph"/>
+      </w:pPr>
+      <w:r>
+        <w:rPr>
+          <w:b/>
+          <w:bCs/>
+        </w:rPr>
+        <w:t xml:space="preserve">Caption</w:t>
+      </w:r>
+      <w:r>
+        <w:t xml:space="preserve">: Sequence of the cell-voltage protection chain (AFE → database → SOA plausibility → diagnosis → BMS FSM → contactors), matching the module call graph and the corpus FTTI allocation.</w:t>
+      </w:r>
+    </w:p>
+    <w:p>
+      <w:pPr>
+        <w:pStyle w:val="SourceCode"/>
+      </w:pPr>
+      <w:r>
+        <w:rPr>
+          <w:rStyle w:val="VerbatimChar"/>
+        </w:rPr>
         <w:t xml:space="preserve">sequenceDiagram</w:t>
       </w:r>
       <w:r>
@@ -1194,16 +1864,25 @@
         <w:rPr>
           <w:rStyle w:val="VerbatimChar"/>
         </w:rPr>
-        <w:t xml:space="preserve">    participant AFE as AFE Driver</w:t>
-      </w:r>
-      <w:r>
-        <w:br/>
-      </w:r>
-      <w:r>
-        <w:rPr>
-          <w:rStyle w:val="VerbatimChar"/>
-        </w:rPr>
-        <w:t xml:space="preserve">    participant DB as Database</w:t>
+        <w:t xml:space="preserve">    participant AFE as AFE Driver (MEAS, 1ms task)</w:t>
+      </w:r>
+      <w:r>
+        <w:br/>
+      </w:r>
+      <w:r>
+        <w:rPr>
+          <w:rStyle w:val="VerbatimChar"/>
+        </w:rPr>
+        <w:t xml:space="preserve">    participant DB as Database (DATA)</w:t>
+      </w:r>
+      <w:r>
+        <w:br/>
+      </w:r>
+      <w:r>
+        <w:rPr>
+          <w:rStyle w:val="VerbatimChar"/>
+        </w:rPr>
+        <w:t xml:space="preserve">    participant PL as Plausibility / Redundancy (MRC)</w:t>
       </w:r>
       <w:r>
         <w:br/>
@@ -1221,79 +1900,123 @@
         <w:rPr>
           <w:rStyle w:val="VerbatimChar"/>
         </w:rPr>
-        <w:t xml:space="preserve">    participant DIAG as DIAG/SYS</w:t>
-      </w:r>
-      <w:r>
-        <w:br/>
-      </w:r>
-      <w:r>
-        <w:rPr>
-          <w:rStyle w:val="VerbatimChar"/>
-        </w:rPr>
-        <w:t xml:space="preserve">    participant CONT as Contactor</w:t>
-      </w:r>
-      <w:r>
-        <w:br/>
-      </w:r>
-      <w:r>
-        <w:rPr>
-          <w:rStyle w:val="VerbatimChar"/>
-        </w:rPr>
-        <w:t xml:space="preserve">    AFE-&gt;&gt;DB: publish validated cell voltages (25 ms)</w:t>
-      </w:r>
-      <w:r>
-        <w:br/>
-      </w:r>
-      <w:r>
-        <w:rPr>
-          <w:rStyle w:val="VerbatimChar"/>
-        </w:rPr>
-        <w:t xml:space="preserve">    DB-&gt;&gt;SOA: read min/max cell voltages</w:t>
-      </w:r>
-      <w:r>
-        <w:br/>
-      </w:r>
-      <w:r>
-        <w:rPr>
-          <w:rStyle w:val="VerbatimChar"/>
-        </w:rPr>
-        <w:t xml:space="preserve">    SOA-&gt;&gt;SOA: debounce (2 counts / 100 ms)</w:t>
-      </w:r>
-      <w:r>
-        <w:br/>
-      </w:r>
-      <w:r>
-        <w:rPr>
-          <w:rStyle w:val="VerbatimChar"/>
-        </w:rPr>
-        <w:t xml:space="preserve">    SOA-&gt;&gt;DIAG: FAULT request on confirmed violation (5 ms)</w:t>
-      </w:r>
-      <w:r>
-        <w:br/>
-      </w:r>
-      <w:r>
-        <w:rPr>
-          <w:rStyle w:val="VerbatimChar"/>
-        </w:rPr>
-        <w:t xml:space="preserve">    DIAG-&gt;&gt;CONT: open contactors (command 5 ms)</w:t>
-      </w:r>
-      <w:r>
-        <w:br/>
-      </w:r>
-      <w:r>
-        <w:rPr>
-          <w:rStyle w:val="VerbatimChar"/>
-        </w:rPr>
-        <w:t xml:space="preserve">    CONT-&gt;&gt;CONT: mechanical opening (30 ms)</w:t>
-      </w:r>
-      <w:r>
-        <w:br/>
-      </w:r>
-      <w:r>
-        <w:rPr>
-          <w:rStyle w:val="VerbatimChar"/>
-        </w:rPr>
-        <w:t xml:space="preserve">    Note over CONT: safe state within FTTI 100 ms</w:t>
+        <w:t xml:space="preserve">    participant DIAG as Diagnosis (DIAG)</w:t>
+      </w:r>
+      <w:r>
+        <w:br/>
+      </w:r>
+      <w:r>
+        <w:rPr>
+          <w:rStyle w:val="VerbatimChar"/>
+        </w:rPr>
+        <w:t xml:space="preserve">    participant BMS as BMS FSM (10ms task)</w:t>
+      </w:r>
+      <w:r>
+        <w:br/>
+      </w:r>
+      <w:r>
+        <w:rPr>
+          <w:rStyle w:val="VerbatimChar"/>
+        </w:rPr>
+        <w:t xml:space="preserve">    participant SPS as Contactor Ctrl (SPS)</w:t>
+      </w:r>
+      <w:r>
+        <w:br/>
+      </w:r>
+      <w:r>
+        <w:rPr>
+          <w:rStyle w:val="VerbatimChar"/>
+        </w:rPr>
+        <w:t xml:space="preserve">    AFE-&gt;&gt;DB: publish validated cell voltages</w:t>
+      </w:r>
+      <w:r>
+        <w:br/>
+      </w:r>
+      <w:r>
+        <w:rPr>
+          <w:rStyle w:val="VerbatimChar"/>
+        </w:rPr>
+        <w:t xml:space="preserve">    DB-&gt;&gt;PL: MRC_ValidateAfeMeasurement (every 50 ms)</w:t>
+      </w:r>
+      <w:r>
+        <w:br/>
+      </w:r>
+      <w:r>
+        <w:rPr>
+          <w:rStyle w:val="VerbatimChar"/>
+        </w:rPr>
+        <w:t xml:space="preserve">    DB-&gt;&gt;SOA: SOA evaluation (10 ms context)</w:t>
+      </w:r>
+      <w:r>
+        <w:br/>
+      </w:r>
+      <w:r>
+        <w:rPr>
+          <w:rStyle w:val="VerbatimChar"/>
+        </w:rPr>
+        <w:t xml:space="preserve">    SOA-&gt;&gt;DIAG: MSL violation event</w:t>
+      </w:r>
+      <w:r>
+        <w:br/>
+      </w:r>
+      <w:r>
+        <w:rPr>
+          <w:rStyle w:val="VerbatimChar"/>
+        </w:rPr>
+        <w:t xml:space="preserve">    DIAG-&gt;&gt;BMS: fatal error flag set</w:t>
+      </w:r>
+      <w:r>
+        <w:br/>
+      </w:r>
+      <w:r>
+        <w:rPr>
+          <w:rStyle w:val="VerbatimChar"/>
+        </w:rPr>
+        <w:t xml:space="preserve">    BMS-&gt;&gt;BMS: transition to ERROR state</w:t>
+      </w:r>
+      <w:r>
+        <w:br/>
+      </w:r>
+      <w:r>
+        <w:rPr>
+          <w:rStyle w:val="VerbatimChar"/>
+        </w:rPr>
+        <w:t xml:space="preserve">    BMS-&gt;&gt;SPS: open string contactors (safe state)</w:t>
+      </w:r>
+      <w:r>
+        <w:br/>
+      </w:r>
+      <w:r>
+        <w:rPr>
+          <w:rStyle w:val="VerbatimChar"/>
+        </w:rPr>
+        <w:t xml:space="preserve">    Note over BMS,SPS: within FTTI budget (corpus: 100 ms total)</w:t>
+      </w:r>
+    </w:p>
+    <w:bookmarkEnd w:id="26"/>
+    <w:bookmarkEnd w:id="27"/>
+    <w:bookmarkStart w:id="28" w:name="profile-as_is-traceability-viewpoint"/>
+    <w:p>
+      <w:pPr>
+        <w:pStyle w:val="Heading2"/>
+      </w:pPr>
+      <w:r>
+        <w:t xml:space="preserve">Profile:</w:t>
+      </w:r>
+      <w:r>
+        <w:t xml:space="preserve"> </w:t>
+      </w:r>
+      <w:r>
+        <w:rPr>
+          <w:rStyle w:val="VerbatimChar"/>
+        </w:rPr>
+        <w:t xml:space="preserve">as_is</w:t>
+      </w:r>
+      <w:r>
+        <w:t xml:space="preserve"> </w:t>
+      </w:r>
+      <w:r>
+        <w:t xml:space="preserve">— Traceability Viewpoint</w:t>
       </w:r>
     </w:p>
     <w:p>
@@ -1301,7 +2024,170 @@
         <w:pStyle w:val="FirstParagraph"/>
       </w:pPr>
       <w:r>
-        <w:t xml:space="preserve">Relations derived from:</w:t>
+        <w:rPr>
+          <w:b/>
+          <w:bCs/>
+        </w:rPr>
+        <w:t xml:space="preserve">Caption</w:t>
+      </w:r>
+      <w:r>
+        <w:t xml:space="preserve">: Cell-voltage protection chain blocks from the link registry (HAZ ← mitigates ← SGO ← refines ← FSRs ← allocated_to ← TSR/SWR).</w:t>
+      </w:r>
+    </w:p>
+    <w:p>
+      <w:pPr>
+        <w:pStyle w:val="SourceCode"/>
+      </w:pPr>
+      <w:r>
+        <w:rPr>
+          <w:rStyle w:val="VerbatimChar"/>
+        </w:rPr>
+        <w:t xml:space="preserve">flowchart TD</w:t>
+      </w:r>
+      <w:r>
+        <w:br/>
+      </w:r>
+      <w:r>
+        <w:rPr>
+          <w:rStyle w:val="VerbatimChar"/>
+        </w:rPr>
+        <w:t xml:space="preserve">    HAZ["FB2-SAF-HAZ-000001 Hazard"]</w:t>
+      </w:r>
+      <w:r>
+        <w:br/>
+      </w:r>
+      <w:r>
+        <w:rPr>
+          <w:rStyle w:val="VerbatimChar"/>
+        </w:rPr>
+        <w:t xml:space="preserve">    SGO["FB2-SAF-SGO-000001 Safety Goal"]</w:t>
+      </w:r>
+      <w:r>
+        <w:br/>
+      </w:r>
+      <w:r>
+        <w:rPr>
+          <w:rStyle w:val="VerbatimChar"/>
+        </w:rPr>
+        <w:t xml:space="preserve">    HAZ --- SGO</w:t>
+      </w:r>
+      <w:r>
+        <w:br/>
+      </w:r>
+      <w:r>
+        <w:rPr>
+          <w:rStyle w:val="VerbatimChar"/>
+        </w:rPr>
+        <w:t xml:space="preserve">    "FB2-SAF-FSR-000001" --- "FB2-SAF-SGO-000001"</w:t>
+      </w:r>
+      <w:r>
+        <w:br/>
+      </w:r>
+      <w:r>
+        <w:rPr>
+          <w:rStyle w:val="VerbatimChar"/>
+        </w:rPr>
+        <w:t xml:space="preserve">    "FB2-SAF-FSR-000002" --- "FB2-SAF-SGO-000001"</w:t>
+      </w:r>
+      <w:r>
+        <w:br/>
+      </w:r>
+      <w:r>
+        <w:rPr>
+          <w:rStyle w:val="VerbatimChar"/>
+        </w:rPr>
+        <w:t xml:space="preserve">    "FB2-SAF-FSR-000003" --- "FB2-SAF-SGO-000001"</w:t>
+      </w:r>
+      <w:r>
+        <w:br/>
+      </w:r>
+      <w:r>
+        <w:rPr>
+          <w:rStyle w:val="VerbatimChar"/>
+        </w:rPr>
+        <w:t xml:space="preserve">    "FB2-HW-TSR-000001" -.allocated_to.-&gt; "FB2-SAF-FSR-000001"</w:t>
+      </w:r>
+      <w:r>
+        <w:br/>
+      </w:r>
+      <w:r>
+        <w:rPr>
+          <w:rStyle w:val="VerbatimChar"/>
+        </w:rPr>
+        <w:t xml:space="preserve">    "FB2-HW-TSR-000002" -.allocated_to.-&gt; "FB2-SAF-FSR-000001"</w:t>
+      </w:r>
+      <w:r>
+        <w:br/>
+      </w:r>
+      <w:r>
+        <w:rPr>
+          <w:rStyle w:val="VerbatimChar"/>
+        </w:rPr>
+        <w:t xml:space="preserve">    "FB2-HW-TSR-000003" -.allocated_to.-&gt; "FB2-SAF-FSR-000003"</w:t>
+      </w:r>
+      <w:r>
+        <w:br/>
+      </w:r>
+      <w:r>
+        <w:rPr>
+          <w:rStyle w:val="VerbatimChar"/>
+        </w:rPr>
+        <w:t xml:space="preserve">    "FB2-SW-SWR-000001" -.allocated_to.-&gt; "FB2-SAF-FSR-000001"</w:t>
+      </w:r>
+      <w:r>
+        <w:br/>
+      </w:r>
+      <w:r>
+        <w:rPr>
+          <w:rStyle w:val="VerbatimChar"/>
+        </w:rPr>
+        <w:t xml:space="preserve">    "FB2-SW-SWR-000002" -.allocated_to.-&gt; "FB2-SAF-FSR-000002"</w:t>
+      </w:r>
+      <w:r>
+        <w:br/>
+      </w:r>
+      <w:r>
+        <w:rPr>
+          <w:rStyle w:val="VerbatimChar"/>
+        </w:rPr>
+        <w:t xml:space="preserve">    "FB2-SW-SWR-000003" -.allocated_to.-&gt; "FB2-SAF-FSR-000003"</w:t>
+      </w:r>
+      <w:r>
+        <w:br/>
+      </w:r>
+      <w:r>
+        <w:rPr>
+          <w:rStyle w:val="VerbatimChar"/>
+        </w:rPr>
+        <w:t xml:space="preserve">    "FB2-SW-DSN-000001" -.implements.-&gt; "FB2-SW-SWR-000001"</w:t>
+      </w:r>
+      <w:r>
+        <w:br/>
+      </w:r>
+      <w:r>
+        <w:rPr>
+          <w:rStyle w:val="VerbatimChar"/>
+        </w:rPr>
+        <w:t xml:space="preserve">    "FB2-SW-DSN-000002" -.implements.-&gt; "FB2-SW-SWR-000002"</w:t>
+      </w:r>
+      <w:r>
+        <w:br/>
+      </w:r>
+      <w:r>
+        <w:rPr>
+          <w:rStyle w:val="VerbatimChar"/>
+        </w:rPr>
+        <w:t xml:space="preserve">    "FB2-SW-DSN-000003" -.implements.-&gt; "FB2-SW-SWR-000003"</w:t>
+      </w:r>
+    </w:p>
+    <w:bookmarkEnd w:id="28"/>
+    <w:bookmarkStart w:id="29" w:name="Xa21c4a45098b009cd9e220047493333e029a248"/>
+    <w:p>
+      <w:pPr>
+        <w:pStyle w:val="Heading2"/>
+      </w:pPr>
+      <w:r>
+        <w:t xml:space="preserve">Profile:</w:t>
       </w:r>
       <w:r>
         <w:t xml:space="preserve"> </w:t>
@@ -1310,73 +2196,183 @@
         <w:rPr>
           <w:rStyle w:val="VerbatimChar"/>
         </w:rPr>
-        <w:t xml:space="preserve">FB2-LNK-SAF-000001</w:t>
-      </w:r>
-      <w:r>
-        <w:t xml:space="preserve">,</w:t>
+        <w:t xml:space="preserve">synthetic_reference</w:t>
       </w:r>
       <w:r>
         <w:t xml:space="preserve"> </w:t>
       </w:r>
       <w:r>
-        <w:rPr>
-          <w:rStyle w:val="VerbatimChar"/>
-        </w:rPr>
-        <w:t xml:space="preserve">FB2-LNK-SAF-000002</w:t>
-      </w:r>
-      <w:r>
-        <w:t xml:space="preserve">,</w:t>
-      </w:r>
-      <w:r>
-        <w:t xml:space="preserve"> </w:t>
-      </w:r>
-      <w:r>
-        <w:rPr>
-          <w:rStyle w:val="VerbatimChar"/>
-        </w:rPr>
-        <w:t xml:space="preserve">FB2-LNK-SAF-000003</w:t>
-      </w:r>
-      <w:r>
-        <w:t xml:space="preserve">,</w:t>
-      </w:r>
-      <w:r>
-        <w:t xml:space="preserve"> </w:t>
-      </w:r>
-      <w:r>
-        <w:rPr>
-          <w:rStyle w:val="VerbatimChar"/>
-        </w:rPr>
-        <w:t xml:space="preserve">FB2-LNK-SAF-000004</w:t>
-      </w:r>
-      <w:r>
-        <w:t xml:space="preserve">,</w:t>
-      </w:r>
-      <w:r>
-        <w:t xml:space="preserve"> </w:t>
-      </w:r>
-      <w:r>
-        <w:rPr>
-          <w:rStyle w:val="VerbatimChar"/>
-        </w:rPr>
-        <w:t xml:space="preserve">FB2-LNK-SAF-000005</w:t>
-      </w:r>
-      <w:r>
-        <w:t xml:space="preserve">,</w:t>
-      </w:r>
-      <w:r>
-        <w:t xml:space="preserve"> </w:t>
-      </w:r>
-      <w:r>
-        <w:rPr>
-          <w:rStyle w:val="VerbatimChar"/>
-        </w:rPr>
-        <w:t xml:space="preserve">FB2-LNK-SAF-000006</w:t>
-      </w:r>
-      <w:r>
-        <w:t xml:space="preserve"> </w:t>
-      </w:r>
-      <w:r>
-        <w:t xml:space="preserve">… (full registry in traceability document).</w:t>
+        <w:t xml:space="preserve">— Traceability Viewpoint</w:t>
+      </w:r>
+    </w:p>
+    <w:p>
+      <w:pPr>
+        <w:pStyle w:val="FirstParagraph"/>
+      </w:pPr>
+      <w:r>
+        <w:rPr>
+          <w:b/>
+          <w:bCs/>
+        </w:rPr>
+        <w:t xml:space="preserve">Caption</w:t>
+      </w:r>
+      <w:r>
+        <w:t xml:space="preserve">: Cell-voltage protection chain blocks from the link registry (HAZ ← mitigates ← SGO ← refines ← FSRs ← allocated_to ← TSR/SWR).</w:t>
+      </w:r>
+    </w:p>
+    <w:p>
+      <w:pPr>
+        <w:pStyle w:val="SourceCode"/>
+      </w:pPr>
+      <w:r>
+        <w:rPr>
+          <w:rStyle w:val="VerbatimChar"/>
+        </w:rPr>
+        <w:t xml:space="preserve">flowchart TD</w:t>
+      </w:r>
+      <w:r>
+        <w:br/>
+      </w:r>
+      <w:r>
+        <w:rPr>
+          <w:rStyle w:val="VerbatimChar"/>
+        </w:rPr>
+        <w:t xml:space="preserve">    HAZ["FB2-SAF-HAZ-000001 Hazard"]</w:t>
+      </w:r>
+      <w:r>
+        <w:br/>
+      </w:r>
+      <w:r>
+        <w:rPr>
+          <w:rStyle w:val="VerbatimChar"/>
+        </w:rPr>
+        <w:t xml:space="preserve">    SGO["FB2-SAF-SGO-000001 Safety Goal"]</w:t>
+      </w:r>
+      <w:r>
+        <w:br/>
+      </w:r>
+      <w:r>
+        <w:rPr>
+          <w:rStyle w:val="VerbatimChar"/>
+        </w:rPr>
+        <w:t xml:space="preserve">    HAZ --- SGO</w:t>
+      </w:r>
+      <w:r>
+        <w:br/>
+      </w:r>
+      <w:r>
+        <w:rPr>
+          <w:rStyle w:val="VerbatimChar"/>
+        </w:rPr>
+        <w:t xml:space="preserve">    "FB2-SAF-FSR-000001" --- "FB2-SAF-SGO-000001"</w:t>
+      </w:r>
+      <w:r>
+        <w:br/>
+      </w:r>
+      <w:r>
+        <w:rPr>
+          <w:rStyle w:val="VerbatimChar"/>
+        </w:rPr>
+        <w:t xml:space="preserve">    "FB2-SAF-FSR-000002" --- "FB2-SAF-SGO-000001"</w:t>
+      </w:r>
+      <w:r>
+        <w:br/>
+      </w:r>
+      <w:r>
+        <w:rPr>
+          <w:rStyle w:val="VerbatimChar"/>
+        </w:rPr>
+        <w:t xml:space="preserve">    "FB2-SAF-FSR-000003" --- "FB2-SAF-SGO-000001"</w:t>
+      </w:r>
+      <w:r>
+        <w:br/>
+      </w:r>
+      <w:r>
+        <w:rPr>
+          <w:rStyle w:val="VerbatimChar"/>
+        </w:rPr>
+        <w:t xml:space="preserve">    "FB2-SAF-FSR-000004" --- "FB2-SAF-SGO-000001"</w:t>
+      </w:r>
+      <w:r>
+        <w:br/>
+      </w:r>
+      <w:r>
+        <w:rPr>
+          <w:rStyle w:val="VerbatimChar"/>
+        </w:rPr>
+        <w:t xml:space="preserve">    "FB2-HW-TSR-000001" -.allocated_to.-&gt; "FB2-SAF-FSR-000001"</w:t>
+      </w:r>
+      <w:r>
+        <w:br/>
+      </w:r>
+      <w:r>
+        <w:rPr>
+          <w:rStyle w:val="VerbatimChar"/>
+        </w:rPr>
+        <w:t xml:space="preserve">    "FB2-HW-TSR-000002" -.allocated_to.-&gt; "FB2-SAF-FSR-000001"</w:t>
+      </w:r>
+      <w:r>
+        <w:br/>
+      </w:r>
+      <w:r>
+        <w:rPr>
+          <w:rStyle w:val="VerbatimChar"/>
+        </w:rPr>
+        <w:t xml:space="preserve">    "FB2-HW-TSR-000003" -.allocated_to.-&gt; "FB2-SAF-FSR-000003"</w:t>
+      </w:r>
+      <w:r>
+        <w:br/>
+      </w:r>
+      <w:r>
+        <w:rPr>
+          <w:rStyle w:val="VerbatimChar"/>
+        </w:rPr>
+        <w:t xml:space="preserve">    "FB2-SW-SWR-000001" -.allocated_to.-&gt; "FB2-SAF-FSR-000001"</w:t>
+      </w:r>
+      <w:r>
+        <w:br/>
+      </w:r>
+      <w:r>
+        <w:rPr>
+          <w:rStyle w:val="VerbatimChar"/>
+        </w:rPr>
+        <w:t xml:space="preserve">    "FB2-SW-SWR-000002" -.allocated_to.-&gt; "FB2-SAF-FSR-000002"</w:t>
+      </w:r>
+      <w:r>
+        <w:br/>
+      </w:r>
+      <w:r>
+        <w:rPr>
+          <w:rStyle w:val="VerbatimChar"/>
+        </w:rPr>
+        <w:t xml:space="preserve">    "FB2-SW-SWR-000003" -.allocated_to.-&gt; "FB2-SAF-FSR-000003"</w:t>
+      </w:r>
+      <w:r>
+        <w:br/>
+      </w:r>
+      <w:r>
+        <w:rPr>
+          <w:rStyle w:val="VerbatimChar"/>
+        </w:rPr>
+        <w:t xml:space="preserve">    "FB2-SW-DSN-000001" -.implements.-&gt; "FB2-SW-SWR-000001"</w:t>
+      </w:r>
+      <w:r>
+        <w:br/>
+      </w:r>
+      <w:r>
+        <w:rPr>
+          <w:rStyle w:val="VerbatimChar"/>
+        </w:rPr>
+        <w:t xml:space="preserve">    "FB2-SW-DSN-000002" -.implements.-&gt; "FB2-SW-SWR-000002"</w:t>
+      </w:r>
+      <w:r>
+        <w:br/>
+      </w:r>
+      <w:r>
+        <w:rPr>
+          <w:rStyle w:val="VerbatimChar"/>
+        </w:rPr>
+        <w:t xml:space="preserve">    "FB2-SW-DSN-000003" -.implements.-&gt; "FB2-SW-SWR-000003"</w:t>
       </w:r>
     </w:p>
     <w:p>
@@ -1395,7 +2391,7 @@
           <w:i/>
           <w:iCs/>
         </w:rPr>
-        <w:t xml:space="preserve">Generated: 2026-09-12T01:01:53Z — auto-generated from the machine-verifiable corpus. Regenerate with</w:t>
+        <w:t xml:space="preserve">Generated: 2026-09-13T02:20:37Z — auto-generated from the machine-verifiable corpus. Regenerate with</w:t>
       </w:r>
       <w:r>
         <w:rPr>
@@ -1420,9 +2416,8 @@
         <w:t xml:space="preserve">.</w:t>
       </w:r>
     </w:p>
-    <w:bookmarkEnd w:id="27"/>
-    <w:bookmarkEnd w:id="28"/>
     <w:bookmarkEnd w:id="29"/>
+    <w:bookmarkEnd w:id="30"/>
     <w:sectPr/>
   </w:body>
 </w:document>
@@ -1529,8 +2524,87 @@
       </w:pPr>
     </w:lvl>
   </w:abstractNum>
+  <w:abstractNum w:abstractNumId="991">
+    <w:nsid w:val="0000A991"/>
+    <w:multiLevelType w:val="multilevel"/>
+    <w:lvl w:ilvl="0">
+      <w:numFmt w:val="bullet"/>
+      <w:lvlText w:val="•"/>
+      <w:lvlJc w:val="left"/>
+      <w:pPr>
+        <w:ind w:left="720" w:hanging="480"/>
+      </w:pPr>
+    </w:lvl>
+    <w:lvl w:ilvl="1">
+      <w:numFmt w:val="bullet"/>
+      <w:lvlText w:val="–"/>
+      <w:lvlJc w:val="left"/>
+      <w:pPr>
+        <w:ind w:left="1440" w:hanging="480"/>
+      </w:pPr>
+    </w:lvl>
+    <w:lvl w:ilvl="2">
+      <w:numFmt w:val="bullet"/>
+      <w:lvlText w:val="•"/>
+      <w:lvlJc w:val="left"/>
+      <w:pPr>
+        <w:ind w:left="2160" w:hanging="480"/>
+      </w:pPr>
+    </w:lvl>
+    <w:lvl w:ilvl="3">
+      <w:numFmt w:val="bullet"/>
+      <w:lvlText w:val="–"/>
+      <w:lvlJc w:val="left"/>
+      <w:pPr>
+        <w:ind w:left="2880" w:hanging="480"/>
+      </w:pPr>
+    </w:lvl>
+    <w:lvl w:ilvl="4">
+      <w:numFmt w:val="bullet"/>
+      <w:lvlText w:val="•"/>
+      <w:lvlJc w:val="left"/>
+      <w:pPr>
+        <w:ind w:left="3600" w:hanging="480"/>
+      </w:pPr>
+    </w:lvl>
+    <w:lvl w:ilvl="5">
+      <w:numFmt w:val="bullet"/>
+      <w:lvlText w:val="–"/>
+      <w:lvlJc w:val="left"/>
+      <w:pPr>
+        <w:ind w:left="4320" w:hanging="480"/>
+      </w:pPr>
+    </w:lvl>
+    <w:lvl w:ilvl="6">
+      <w:numFmt w:val="bullet"/>
+      <w:lvlText w:val="•"/>
+      <w:lvlJc w:val="left"/>
+      <w:pPr>
+        <w:ind w:left="5040" w:hanging="480"/>
+      </w:pPr>
+    </w:lvl>
+    <w:lvl w:ilvl="7">
+      <w:numFmt w:val="bullet"/>
+      <w:lvlText w:val="–"/>
+      <w:lvlJc w:val="left"/>
+      <w:pPr>
+        <w:ind w:left="5760" w:hanging="480"/>
+      </w:pPr>
+    </w:lvl>
+    <w:lvl w:ilvl="8">
+      <w:numFmt w:val="bullet"/>
+      <w:lvlText w:val="•"/>
+      <w:lvlJc w:val="left"/>
+      <w:pPr>
+        <w:ind w:left="6480" w:hanging="480"/>
+      </w:pPr>
+    </w:lvl>
+  </w:abstractNum>
   <w:num w:numId="1000">
     <w:abstractNumId w:val="990"/>
+  </w:num>
+  <w:num w:numId="1001">
+    <w:abstractNumId w:val="991"/>
   </w:num>
 </w:numbering>
 </file>

--- a/docs/artifacts/spec-documents/03-system-architecture-specification.docx
+++ b/docs/artifacts/spec-documents/03-system-architecture-specification.docx
@@ -316,7 +316,7 @@
               <w:jc w:val="left"/>
             </w:pPr>
             <w:r>
-              <w:t xml:space="preserve">2026-09-13T02:20:37Z</w:t>
+              <w:t xml:space="preserve">2026-09-13T04:11:53Z</w:t>
             </w:r>
           </w:p>
         </w:tc>
@@ -2391,7 +2391,7 @@
           <w:i/>
           <w:iCs/>
         </w:rPr>
-        <w:t xml:space="preserve">Generated: 2026-09-13T02:20:37Z — auto-generated from the machine-verifiable corpus. Regenerate with</w:t>
+        <w:t xml:space="preserve">Generated: 2026-09-13T04:11:53Z — auto-generated from the machine-verifiable corpus. Regenerate with</w:t>
       </w:r>
       <w:r>
         <w:rPr>

--- a/docs/artifacts/spec-documents/03-system-architecture-specification.docx
+++ b/docs/artifacts/spec-documents/03-system-architecture-specification.docx
@@ -316,7 +316,7 @@
               <w:jc w:val="left"/>
             </w:pPr>
             <w:r>
-              <w:t xml:space="preserve">2026-09-13T04:11:53Z</w:t>
+              <w:t xml:space="preserve">2026-09-13T15:17:46Z</w:t>
             </w:r>
           </w:p>
         </w:tc>
@@ -2391,7 +2391,7 @@
           <w:i/>
           <w:iCs/>
         </w:rPr>
-        <w:t xml:space="preserve">Generated: 2026-09-13T04:11:53Z — auto-generated from the machine-verifiable corpus. Regenerate with</w:t>
+        <w:t xml:space="preserve">Generated: 2026-09-13T15:17:46Z — auto-generated from the machine-verifiable corpus. Regenerate with</w:t>
       </w:r>
       <w:r>
         <w:rPr>

--- a/docs/artifacts/spec-documents/03-system-architecture-specification.docx
+++ b/docs/artifacts/spec-documents/03-system-architecture-specification.docx
@@ -23,7 +23,7 @@
         <w:pStyle w:val="Date"/>
       </w:pPr>
       <w:r>
-        <w:t xml:space="preserve">2026-09-13</w:t>
+        <w:t xml:space="preserve">2026-09-29</w:t>
       </w:r>
     </w:p>
     <w:sdt>
@@ -316,7 +316,7 @@
               <w:jc w:val="left"/>
             </w:pPr>
             <w:r>
-              <w:t xml:space="preserve">2026-09-13T15:17:46Z</w:t>
+              <w:t xml:space="preserve">2026-09-29T10:08:35Z</w:t>
             </w:r>
           </w:p>
         </w:tc>
@@ -2105,6 +2105,60 @@
         <w:rPr>
           <w:rStyle w:val="VerbatimChar"/>
         </w:rPr>
+        <w:t xml:space="preserve">    "FB2-SW-DEV-000002" --- "FB2-SW-DSN-000001"</w:t>
+      </w:r>
+      <w:r>
+        <w:br/>
+      </w:r>
+      <w:r>
+        <w:rPr>
+          <w:rStyle w:val="VerbatimChar"/>
+        </w:rPr>
+        <w:t xml:space="preserve">    "FB2-SW-DEV-000003" --- "FB2-SW-DSN-000001"</w:t>
+      </w:r>
+      <w:r>
+        <w:br/>
+      </w:r>
+      <w:r>
+        <w:rPr>
+          <w:rStyle w:val="VerbatimChar"/>
+        </w:rPr>
+        <w:t xml:space="preserve">    "FB2-SW-DEV-000004" --- "FB2-SW-DSN-000001"</w:t>
+      </w:r>
+      <w:r>
+        <w:br/>
+      </w:r>
+      <w:r>
+        <w:rPr>
+          <w:rStyle w:val="VerbatimChar"/>
+        </w:rPr>
+        <w:t xml:space="preserve">    "FB2-SW-DEV-000005" --- "FB2-SW-DSN-000001"</w:t>
+      </w:r>
+      <w:r>
+        <w:br/>
+      </w:r>
+      <w:r>
+        <w:rPr>
+          <w:rStyle w:val="VerbatimChar"/>
+        </w:rPr>
+        <w:t xml:space="preserve">    "FB2-SW-DEV-000006" --- "FB2-SW-DSN-000001"</w:t>
+      </w:r>
+      <w:r>
+        <w:br/>
+      </w:r>
+      <w:r>
+        <w:rPr>
+          <w:rStyle w:val="VerbatimChar"/>
+        </w:rPr>
+        <w:t xml:space="preserve">    "FB2-SW-DEV-000016" --- "FB2-SW-DSN-000001"</w:t>
+      </w:r>
+      <w:r>
+        <w:br/>
+      </w:r>
+      <w:r>
+        <w:rPr>
+          <w:rStyle w:val="VerbatimChar"/>
+        </w:rPr>
         <w:t xml:space="preserve">    "FB2-HW-TSR-000001" -.allocated_to.-&gt; "FB2-SAF-FSR-000001"</w:t>
       </w:r>
       <w:r>
@@ -2319,6 +2373,15 @@
           <w:rStyle w:val="VerbatimChar"/>
         </w:rPr>
         <w:t xml:space="preserve">    "FB2-HW-TSR-000003" -.allocated_to.-&gt; "FB2-SAF-FSR-000003"</w:t>
+      </w:r>
+      <w:r>
+        <w:br/>
+      </w:r>
+      <w:r>
+        <w:rPr>
+          <w:rStyle w:val="VerbatimChar"/>
+        </w:rPr>
+        <w:t xml:space="preserve">    "FB2-HW-TSR-000004" -.allocated_to.-&gt; "FB2-SAF-FSR-000004"</w:t>
       </w:r>
       <w:r>
         <w:br/>
@@ -2391,7 +2454,7 @@
           <w:i/>
           <w:iCs/>
         </w:rPr>
-        <w:t xml:space="preserve">Generated: 2026-09-13T15:17:46Z — auto-generated from the machine-verifiable corpus. Regenerate with</w:t>
+        <w:t xml:space="preserve">Generated: 2026-09-29T10:08:35Z — auto-generated from the machine-verifiable corpus. Regenerate with</w:t>
       </w:r>
       <w:r>
         <w:rPr>

--- a/docs/artifacts/spec-documents/03-system-architecture-specification.docx
+++ b/docs/artifacts/spec-documents/03-system-architecture-specification.docx
@@ -316,7 +316,7 @@
               <w:jc w:val="left"/>
             </w:pPr>
             <w:r>
-              <w:t xml:space="preserve">2026-09-29T10:08:35Z</w:t>
+              <w:t xml:space="preserve">2026-09-29T12:17:43Z</w:t>
             </w:r>
           </w:p>
         </w:tc>
@@ -2318,6 +2318,24 @@
         <w:rPr>
           <w:rStyle w:val="VerbatimChar"/>
         </w:rPr>
+        <w:t xml:space="preserve">    "FB2-SAF-FSC-000001" --- "FB2-SAF-ITE-000001"</w:t>
+      </w:r>
+      <w:r>
+        <w:br/>
+      </w:r>
+      <w:r>
+        <w:rPr>
+          <w:rStyle w:val="VerbatimChar"/>
+        </w:rPr>
+        <w:t xml:space="preserve">    "FB2-SAF-FSC-000001" --- "FB2-SAF-SGO-000001"</w:t>
+      </w:r>
+      <w:r>
+        <w:br/>
+      </w:r>
+      <w:r>
+        <w:rPr>
+          <w:rStyle w:val="VerbatimChar"/>
+        </w:rPr>
         <w:t xml:space="preserve">    "FB2-SAF-FSR-000001" --- "FB2-SAF-SGO-000001"</w:t>
       </w:r>
       <w:r>
@@ -2354,6 +2372,240 @@
         <w:rPr>
           <w:rStyle w:val="VerbatimChar"/>
         </w:rPr>
+        <w:t xml:space="preserve">    "FB2-SAF-TSC-000001" --- "FB2-SAF-FSC-000001"</w:t>
+      </w:r>
+      <w:r>
+        <w:br/>
+      </w:r>
+      <w:r>
+        <w:rPr>
+          <w:rStyle w:val="VerbatimChar"/>
+        </w:rPr>
+        <w:t xml:space="preserve">    "FB2-SAF-TSC-000001" --- "FB2-SAF-SGO-000001"</w:t>
+      </w:r>
+      <w:r>
+        <w:br/>
+      </w:r>
+      <w:r>
+        <w:rPr>
+          <w:rStyle w:val="VerbatimChar"/>
+        </w:rPr>
+        <w:t xml:space="preserve">    "FB2-SYS-NED-000001" --- "FB2-SAF-ITE-000001"</w:t>
+      </w:r>
+      <w:r>
+        <w:br/>
+      </w:r>
+      <w:r>
+        <w:rPr>
+          <w:rStyle w:val="VerbatimChar"/>
+        </w:rPr>
+        <w:t xml:space="preserve">    "FB2-SYS-NED-000002" --- "FB2-SAF-ITE-000001"</w:t>
+      </w:r>
+      <w:r>
+        <w:br/>
+      </w:r>
+      <w:r>
+        <w:rPr>
+          <w:rStyle w:val="VerbatimChar"/>
+        </w:rPr>
+        <w:t xml:space="preserve">    "FB2-SYS-NED-000003" --- "FB2-SAF-ITE-000001"</w:t>
+      </w:r>
+      <w:r>
+        <w:br/>
+      </w:r>
+      <w:r>
+        <w:rPr>
+          <w:rStyle w:val="VerbatimChar"/>
+        </w:rPr>
+        <w:t xml:space="preserve">    "FB2-SYS-NED-000004" --- "FB2-SAF-ITE-000001"</w:t>
+      </w:r>
+      <w:r>
+        <w:br/>
+      </w:r>
+      <w:r>
+        <w:rPr>
+          <w:rStyle w:val="VerbatimChar"/>
+        </w:rPr>
+        <w:t xml:space="preserve">    "FB2-SYS-NED-000005" --- "FB2-SAF-ITE-000001"</w:t>
+      </w:r>
+      <w:r>
+        <w:br/>
+      </w:r>
+      <w:r>
+        <w:rPr>
+          <w:rStyle w:val="VerbatimChar"/>
+        </w:rPr>
+        <w:t xml:space="preserve">    "FB2-SYS-SYR-000001" --- "FB2-SYS-NED-000001"</w:t>
+      </w:r>
+      <w:r>
+        <w:br/>
+      </w:r>
+      <w:r>
+        <w:rPr>
+          <w:rStyle w:val="VerbatimChar"/>
+        </w:rPr>
+        <w:t xml:space="preserve">    "FB2-SYS-SYR-000001" --- "FB2-SYS-NED-000004"</w:t>
+      </w:r>
+      <w:r>
+        <w:br/>
+      </w:r>
+      <w:r>
+        <w:rPr>
+          <w:rStyle w:val="VerbatimChar"/>
+        </w:rPr>
+        <w:t xml:space="preserve">    "FB2-SYS-SYR-000001" --- "FB2-SAF-SGO-000001"</w:t>
+      </w:r>
+      <w:r>
+        <w:br/>
+      </w:r>
+      <w:r>
+        <w:rPr>
+          <w:rStyle w:val="VerbatimChar"/>
+        </w:rPr>
+        <w:t xml:space="preserve">    "FB2-SYS-SYR-000002" --- "FB2-SYS-NED-000001"</w:t>
+      </w:r>
+      <w:r>
+        <w:br/>
+      </w:r>
+      <w:r>
+        <w:rPr>
+          <w:rStyle w:val="VerbatimChar"/>
+        </w:rPr>
+        <w:t xml:space="preserve">    "FB2-SYS-SYR-000002" --- "FB2-SYS-NED-000002"</w:t>
+      </w:r>
+      <w:r>
+        <w:br/>
+      </w:r>
+      <w:r>
+        <w:rPr>
+          <w:rStyle w:val="VerbatimChar"/>
+        </w:rPr>
+        <w:t xml:space="preserve">    "FB2-SYS-SYR-000002" --- "FB2-SAF-SGO-000001"</w:t>
+      </w:r>
+      <w:r>
+        <w:br/>
+      </w:r>
+      <w:r>
+        <w:rPr>
+          <w:rStyle w:val="VerbatimChar"/>
+        </w:rPr>
+        <w:t xml:space="preserve">    "FB2-SYS-SYR-000002" --- "FB2-SYS-UC-000001"</w:t>
+      </w:r>
+      <w:r>
+        <w:br/>
+      </w:r>
+      <w:r>
+        <w:rPr>
+          <w:rStyle w:val="VerbatimChar"/>
+        </w:rPr>
+        <w:t xml:space="preserve">    "FB2-SYS-SYR-000003" --- "FB2-SYS-NED-000003"</w:t>
+      </w:r>
+      <w:r>
+        <w:br/>
+      </w:r>
+      <w:r>
+        <w:rPr>
+          <w:rStyle w:val="VerbatimChar"/>
+        </w:rPr>
+        <w:t xml:space="preserve">    "FB2-SYS-SYR-000003" --- "FB2-SAF-SGO-000001"</w:t>
+      </w:r>
+      <w:r>
+        <w:br/>
+      </w:r>
+      <w:r>
+        <w:rPr>
+          <w:rStyle w:val="VerbatimChar"/>
+        </w:rPr>
+        <w:t xml:space="preserve">    "FB2-SYS-SYR-000003" --- "FB2-SYS-UC-000002"</w:t>
+      </w:r>
+      <w:r>
+        <w:br/>
+      </w:r>
+      <w:r>
+        <w:rPr>
+          <w:rStyle w:val="VerbatimChar"/>
+        </w:rPr>
+        <w:t xml:space="preserve">    "FB2-SYS-SYR-000004" --- "FB2-SYS-NED-000002"</w:t>
+      </w:r>
+      <w:r>
+        <w:br/>
+      </w:r>
+      <w:r>
+        <w:rPr>
+          <w:rStyle w:val="VerbatimChar"/>
+        </w:rPr>
+        <w:t xml:space="preserve">    "FB2-SYS-SYR-000004" --- "FB2-SYS-NED-000003"</w:t>
+      </w:r>
+      <w:r>
+        <w:br/>
+      </w:r>
+      <w:r>
+        <w:rPr>
+          <w:rStyle w:val="VerbatimChar"/>
+        </w:rPr>
+        <w:t xml:space="preserve">    "FB2-SYS-SYR-000004" --- "FB2-SAF-SGO-000001"</w:t>
+      </w:r>
+      <w:r>
+        <w:br/>
+      </w:r>
+      <w:r>
+        <w:rPr>
+          <w:rStyle w:val="VerbatimChar"/>
+        </w:rPr>
+        <w:t xml:space="preserve">    "FB2-SYS-SYR-000004" --- "FB2-SYS-UC-000003"</w:t>
+      </w:r>
+      <w:r>
+        <w:br/>
+      </w:r>
+      <w:r>
+        <w:rPr>
+          <w:rStyle w:val="VerbatimChar"/>
+        </w:rPr>
+        <w:t xml:space="preserve">    "FB2-SYS-SYR-000005" --- "FB2-SAF-SGO-000001"</w:t>
+      </w:r>
+      <w:r>
+        <w:br/>
+      </w:r>
+      <w:r>
+        <w:rPr>
+          <w:rStyle w:val="VerbatimChar"/>
+        </w:rPr>
+        <w:t xml:space="preserve">    "FB2-SYS-SYR-000006" --- "FB2-SYS-NED-000004"</w:t>
+      </w:r>
+      <w:r>
+        <w:br/>
+      </w:r>
+      <w:r>
+        <w:rPr>
+          <w:rStyle w:val="VerbatimChar"/>
+        </w:rPr>
+        <w:t xml:space="preserve">    "FB2-SYS-SYR-000007" --- "FB2-SYS-NED-000004"</w:t>
+      </w:r>
+      <w:r>
+        <w:br/>
+      </w:r>
+      <w:r>
+        <w:rPr>
+          <w:rStyle w:val="VerbatimChar"/>
+        </w:rPr>
+        <w:t xml:space="preserve">    "FB2-SYS-SYR-000008" --- "FB2-SYS-NED-000005"</w:t>
+      </w:r>
+      <w:r>
+        <w:br/>
+      </w:r>
+      <w:r>
+        <w:rPr>
+          <w:rStyle w:val="VerbatimChar"/>
+        </w:rPr>
+        <w:t xml:space="preserve">    "FB2-SYS-SYR-000008" --- "FB2-SYS-UC-000004"</w:t>
+      </w:r>
+      <w:r>
+        <w:br/>
+      </w:r>
+      <w:r>
+        <w:rPr>
+          <w:rStyle w:val="VerbatimChar"/>
+        </w:rPr>
         <w:t xml:space="preserve">    "FB2-HW-TSR-000001" -.allocated_to.-&gt; "FB2-SAF-FSR-000001"</w:t>
       </w:r>
       <w:r>
@@ -2363,6 +2615,24 @@
         <w:rPr>
           <w:rStyle w:val="VerbatimChar"/>
         </w:rPr>
+        <w:t xml:space="preserve">    "FB2-HW-TSR-000001" -.allocated_to.-&gt; "FB2-SYS-SYR-000001"</w:t>
+      </w:r>
+      <w:r>
+        <w:br/>
+      </w:r>
+      <w:r>
+        <w:rPr>
+          <w:rStyle w:val="VerbatimChar"/>
+        </w:rPr>
+        <w:t xml:space="preserve">    "FB2-HW-TSR-000001" -.allocated_to.-&gt; "FB2-SYS-SYR-000002"</w:t>
+      </w:r>
+      <w:r>
+        <w:br/>
+      </w:r>
+      <w:r>
+        <w:rPr>
+          <w:rStyle w:val="VerbatimChar"/>
+        </w:rPr>
         <w:t xml:space="preserve">    "FB2-HW-TSR-000002" -.allocated_to.-&gt; "FB2-SAF-FSR-000001"</w:t>
       </w:r>
       <w:r>
@@ -2372,6 +2642,24 @@
         <w:rPr>
           <w:rStyle w:val="VerbatimChar"/>
         </w:rPr>
+        <w:t xml:space="preserve">    "FB2-HW-TSR-000002" -.allocated_to.-&gt; "FB2-SYS-SYR-000006"</w:t>
+      </w:r>
+      <w:r>
+        <w:br/>
+      </w:r>
+      <w:r>
+        <w:rPr>
+          <w:rStyle w:val="VerbatimChar"/>
+        </w:rPr>
+        <w:t xml:space="preserve">    "FB2-HW-TSR-000002" -.allocated_to.-&gt; "FB2-SYS-SYR-000007"</w:t>
+      </w:r>
+      <w:r>
+        <w:br/>
+      </w:r>
+      <w:r>
+        <w:rPr>
+          <w:rStyle w:val="VerbatimChar"/>
+        </w:rPr>
         <w:t xml:space="preserve">    "FB2-HW-TSR-000003" -.allocated_to.-&gt; "FB2-SAF-FSR-000003"</w:t>
       </w:r>
       <w:r>
@@ -2381,6 +2669,24 @@
         <w:rPr>
           <w:rStyle w:val="VerbatimChar"/>
         </w:rPr>
+        <w:t xml:space="preserve">    "FB2-HW-TSR-000003" -.allocated_to.-&gt; "FB2-SYS-SYR-000003"</w:t>
+      </w:r>
+      <w:r>
+        <w:br/>
+      </w:r>
+      <w:r>
+        <w:rPr>
+          <w:rStyle w:val="VerbatimChar"/>
+        </w:rPr>
+        <w:t xml:space="preserve">    "FB2-HW-TSR-000003" -.allocated_to.-&gt; "FB2-SYS-SYR-000004"</w:t>
+      </w:r>
+      <w:r>
+        <w:br/>
+      </w:r>
+      <w:r>
+        <w:rPr>
+          <w:rStyle w:val="VerbatimChar"/>
+        </w:rPr>
         <w:t xml:space="preserve">    "FB2-HW-TSR-000004" -.allocated_to.-&gt; "FB2-SAF-FSR-000004"</w:t>
       </w:r>
       <w:r>
@@ -2390,6 +2696,123 @@
         <w:rPr>
           <w:rStyle w:val="VerbatimChar"/>
         </w:rPr>
+        <w:t xml:space="preserve">    "FB2-HW-TSR-000004" -.allocated_to.-&gt; "FB2-SYS-SYR-000003"</w:t>
+      </w:r>
+      <w:r>
+        <w:br/>
+      </w:r>
+      <w:r>
+        <w:rPr>
+          <w:rStyle w:val="VerbatimChar"/>
+        </w:rPr>
+        <w:t xml:space="preserve">    "FB2-HW-TSR-000004" -.allocated_to.-&gt; "FB2-SYS-SYR-000005"</w:t>
+      </w:r>
+      <w:r>
+        <w:br/>
+      </w:r>
+      <w:r>
+        <w:rPr>
+          <w:rStyle w:val="VerbatimChar"/>
+        </w:rPr>
+        <w:t xml:space="preserve">    "FB2-SAF-SEC-000001" -.allocated_to.-&gt; "FB2-SYS-SYR-000008"</w:t>
+      </w:r>
+      <w:r>
+        <w:br/>
+      </w:r>
+      <w:r>
+        <w:rPr>
+          <w:rStyle w:val="VerbatimChar"/>
+        </w:rPr>
+        <w:t xml:space="preserve">    "FB2-SAF-SEC-000004" -.allocated_to.-&gt; "FB2-SYS-SYR-000008"</w:t>
+      </w:r>
+      <w:r>
+        <w:br/>
+      </w:r>
+      <w:r>
+        <w:rPr>
+          <w:rStyle w:val="VerbatimChar"/>
+        </w:rPr>
+        <w:t xml:space="preserve">    "FB2-SAF-TSC-000001" -.allocated_to.-&gt; "FB2-HW-TSR-000001"</w:t>
+      </w:r>
+      <w:r>
+        <w:br/>
+      </w:r>
+      <w:r>
+        <w:rPr>
+          <w:rStyle w:val="VerbatimChar"/>
+        </w:rPr>
+        <w:t xml:space="preserve">    "FB2-SAF-TSC-000001" -.allocated_to.-&gt; "FB2-SW-SWR-000001"</w:t>
+      </w:r>
+      <w:r>
+        <w:br/>
+      </w:r>
+      <w:r>
+        <w:rPr>
+          <w:rStyle w:val="VerbatimChar"/>
+        </w:rPr>
+        <w:t xml:space="preserve">    "FB2-SAF-TSC-000001" -.allocated_to.-&gt; "FB2-SW-SWR-000002"</w:t>
+      </w:r>
+      <w:r>
+        <w:br/>
+      </w:r>
+      <w:r>
+        <w:rPr>
+          <w:rStyle w:val="VerbatimChar"/>
+        </w:rPr>
+        <w:t xml:space="preserve">    "FB2-SAF-TSC-000001" -.allocated_to.-&gt; "FB2-HW-TSR-000003"</w:t>
+      </w:r>
+      <w:r>
+        <w:br/>
+      </w:r>
+      <w:r>
+        <w:rPr>
+          <w:rStyle w:val="VerbatimChar"/>
+        </w:rPr>
+        <w:t xml:space="preserve">    "FB2-SAF-TSC-000001" -.allocated_to.-&gt; "FB2-SW-SWR-000003"</w:t>
+      </w:r>
+      <w:r>
+        <w:br/>
+      </w:r>
+      <w:r>
+        <w:rPr>
+          <w:rStyle w:val="VerbatimChar"/>
+        </w:rPr>
+        <w:t xml:space="preserve">    "FB2-SAF-TSC-000001" -.allocated_to.-&gt; "FB2-HW-TSR-000004"</w:t>
+      </w:r>
+      <w:r>
+        <w:br/>
+      </w:r>
+      <w:r>
+        <w:rPr>
+          <w:rStyle w:val="VerbatimChar"/>
+        </w:rPr>
+        <w:t xml:space="preserve">    "FB2-SAF-TSC-000001" -.allocated_to.-&gt; "FB2-HW-TSR-000002"</w:t>
+      </w:r>
+      <w:r>
+        <w:br/>
+      </w:r>
+      <w:r>
+        <w:rPr>
+          <w:rStyle w:val="VerbatimChar"/>
+        </w:rPr>
+        <w:t xml:space="preserve">    "FB2-SAF-TSC-000001" -.allocated_to.-&gt; "FB2-SAF-SEC-000003"</w:t>
+      </w:r>
+      <w:r>
+        <w:br/>
+      </w:r>
+      <w:r>
+        <w:rPr>
+          <w:rStyle w:val="VerbatimChar"/>
+        </w:rPr>
+        <w:t xml:space="preserve">    "FB2-SAF-TSC-000001" -.allocated_to.-&gt; "FB2-SAF-SEC-000004"</w:t>
+      </w:r>
+      <w:r>
+        <w:br/>
+      </w:r>
+      <w:r>
+        <w:rPr>
+          <w:rStyle w:val="VerbatimChar"/>
+        </w:rPr>
         <w:t xml:space="preserve">    "FB2-SW-SWR-000001" -.allocated_to.-&gt; "FB2-SAF-FSR-000001"</w:t>
       </w:r>
       <w:r>
@@ -2399,6 +2822,42 @@
         <w:rPr>
           <w:rStyle w:val="VerbatimChar"/>
         </w:rPr>
+        <w:t xml:space="preserve">    "FB2-SW-SWR-000001" -.allocated_to.-&gt; "FB2-SYS-SYR-000001"</w:t>
+      </w:r>
+      <w:r>
+        <w:br/>
+      </w:r>
+      <w:r>
+        <w:rPr>
+          <w:rStyle w:val="VerbatimChar"/>
+        </w:rPr>
+        <w:t xml:space="preserve">    "FB2-SW-SWR-000001" -.allocated_to.-&gt; "FB2-SYS-SYR-000002"</w:t>
+      </w:r>
+      <w:r>
+        <w:br/>
+      </w:r>
+      <w:r>
+        <w:rPr>
+          <w:rStyle w:val="VerbatimChar"/>
+        </w:rPr>
+        <w:t xml:space="preserve">    "FB2-SW-SWR-000001" -.allocated_to.-&gt; "FB2-SYS-SYR-000006"</w:t>
+      </w:r>
+      <w:r>
+        <w:br/>
+      </w:r>
+      <w:r>
+        <w:rPr>
+          <w:rStyle w:val="VerbatimChar"/>
+        </w:rPr>
+        <w:t xml:space="preserve">    "FB2-SW-SWR-000001" -.allocated_to.-&gt; "FB2-SYS-SYR-000007"</w:t>
+      </w:r>
+      <w:r>
+        <w:br/>
+      </w:r>
+      <w:r>
+        <w:rPr>
+          <w:rStyle w:val="VerbatimChar"/>
+        </w:rPr>
         <w:t xml:space="preserve">    "FB2-SW-SWR-000002" -.allocated_to.-&gt; "FB2-SAF-FSR-000002"</w:t>
       </w:r>
       <w:r>
@@ -2408,7 +2867,43 @@
         <w:rPr>
           <w:rStyle w:val="VerbatimChar"/>
         </w:rPr>
+        <w:t xml:space="preserve">    "FB2-SW-SWR-000002" -.allocated_to.-&gt; "FB2-SYS-SYR-000002"</w:t>
+      </w:r>
+      <w:r>
+        <w:br/>
+      </w:r>
+      <w:r>
+        <w:rPr>
+          <w:rStyle w:val="VerbatimChar"/>
+        </w:rPr>
         <w:t xml:space="preserve">    "FB2-SW-SWR-000003" -.allocated_to.-&gt; "FB2-SAF-FSR-000003"</w:t>
+      </w:r>
+      <w:r>
+        <w:br/>
+      </w:r>
+      <w:r>
+        <w:rPr>
+          <w:rStyle w:val="VerbatimChar"/>
+        </w:rPr>
+        <w:t xml:space="preserve">    "FB2-SW-SWR-000003" -.allocated_to.-&gt; "FB2-SYS-SYR-000003"</w:t>
+      </w:r>
+      <w:r>
+        <w:br/>
+      </w:r>
+      <w:r>
+        <w:rPr>
+          <w:rStyle w:val="VerbatimChar"/>
+        </w:rPr>
+        <w:t xml:space="preserve">    "FB2-SW-SWR-000003" -.allocated_to.-&gt; "FB2-SYS-SYR-000004"</w:t>
+      </w:r>
+      <w:r>
+        <w:br/>
+      </w:r>
+      <w:r>
+        <w:rPr>
+          <w:rStyle w:val="VerbatimChar"/>
+        </w:rPr>
+        <w:t xml:space="preserve">    "FB2-SW-SWR-000003" -.allocated_to.-&gt; "FB2-SYS-SYR-000008"</w:t>
       </w:r>
       <w:r>
         <w:br/>
@@ -2454,7 +2949,7 @@
           <w:i/>
           <w:iCs/>
         </w:rPr>
-        <w:t xml:space="preserve">Generated: 2026-09-29T10:08:35Z — auto-generated from the machine-verifiable corpus. Regenerate with</w:t>
+        <w:t xml:space="preserve">Generated: 2026-09-29T12:17:43Z — auto-generated from the machine-verifiable corpus. Regenerate with</w:t>
       </w:r>
       <w:r>
         <w:rPr>

--- a/docs/artifacts/spec-documents/03-system-architecture-specification.docx
+++ b/docs/artifacts/spec-documents/03-system-architecture-specification.docx
@@ -316,7 +316,7 @@
               <w:jc w:val="left"/>
             </w:pPr>
             <w:r>
-              <w:t xml:space="preserve">2026-09-29T12:17:43Z</w:t>
+              <w:t xml:space="preserve">2026-09-29T14:03:49Z</w:t>
             </w:r>
           </w:p>
         </w:tc>
@@ -2949,7 +2949,7 @@
           <w:i/>
           <w:iCs/>
         </w:rPr>
-        <w:t xml:space="preserve">Generated: 2026-09-29T12:17:43Z — auto-generated from the machine-verifiable corpus. Regenerate with</w:t>
+        <w:t xml:space="preserve">Generated: 2026-09-29T14:03:49Z — auto-generated from the machine-verifiable corpus. Regenerate with</w:t>
       </w:r>
       <w:r>
         <w:rPr>

--- a/docs/artifacts/spec-documents/03-system-architecture-specification.docx
+++ b/docs/artifacts/spec-documents/03-system-architecture-specification.docx
@@ -316,7 +316,7 @@
               <w:jc w:val="left"/>
             </w:pPr>
             <w:r>
-              <w:t xml:space="preserve">2026-09-29T14:03:49Z</w:t>
+              <w:t xml:space="preserve">2026-09-29T17:10:59Z</w:t>
             </w:r>
           </w:p>
         </w:tc>
@@ -2949,7 +2949,7 @@
           <w:i/>
           <w:iCs/>
         </w:rPr>
-        <w:t xml:space="preserve">Generated: 2026-09-29T14:03:49Z — auto-generated from the machine-verifiable corpus. Regenerate with</w:t>
+        <w:t xml:space="preserve">Generated: 2026-09-29T17:10:59Z — auto-generated from the machine-verifiable corpus. Regenerate with</w:t>
       </w:r>
       <w:r>
         <w:rPr>

--- a/docs/artifacts/spec-documents/03-system-architecture-specification.docx
+++ b/docs/artifacts/spec-documents/03-system-architecture-specification.docx
@@ -23,7 +23,7 @@
         <w:pStyle w:val="Date"/>
       </w:pPr>
       <w:r>
-        <w:t xml:space="preserve">2026-09-29</w:t>
+        <w:t xml:space="preserve">2026-09-30</w:t>
       </w:r>
     </w:p>
     <w:sdt>
@@ -316,7 +316,7 @@
               <w:jc w:val="left"/>
             </w:pPr>
             <w:r>
-              <w:t xml:space="preserve">2026-09-29T17:10:59Z</w:t>
+              <w:t xml:space="preserve">2026-09-30T01:21:29Z</w:t>
             </w:r>
           </w:p>
         </w:tc>
@@ -2949,7 +2949,7 @@
           <w:i/>
           <w:iCs/>
         </w:rPr>
-        <w:t xml:space="preserve">Generated: 2026-09-29T17:10:59Z — auto-generated from the machine-verifiable corpus. Regenerate with</w:t>
+        <w:t xml:space="preserve">Generated: 2026-09-30T01:21:29Z — auto-generated from the machine-verifiable corpus. Regenerate with</w:t>
       </w:r>
       <w:r>
         <w:rPr>

--- a/docs/artifacts/spec-documents/03-system-architecture-specification.docx
+++ b/docs/artifacts/spec-documents/03-system-architecture-specification.docx
@@ -23,7 +23,7 @@
         <w:pStyle w:val="Date"/>
       </w:pPr>
       <w:r>
-        <w:t xml:space="preserve">2026-09-30</w:t>
+        <w:t xml:space="preserve">2026-10-01</w:t>
       </w:r>
     </w:p>
     <w:sdt>
@@ -316,7 +316,7 @@
               <w:jc w:val="left"/>
             </w:pPr>
             <w:r>
-              <w:t xml:space="preserve">2026-09-30T01:21:29Z</w:t>
+              <w:t xml:space="preserve">2026-10-01T05:09:49Z</w:t>
             </w:r>
           </w:p>
         </w:tc>
@@ -2195,6 +2195,15 @@
         <w:rPr>
           <w:rStyle w:val="VerbatimChar"/>
         </w:rPr>
+        <w:t xml:space="preserve">    "FB2-SW-SWR-000001" -.allocated_to.-&gt; "FB2-SW-DSN-000001"</w:t>
+      </w:r>
+      <w:r>
+        <w:br/>
+      </w:r>
+      <w:r>
+        <w:rPr>
+          <w:rStyle w:val="VerbatimChar"/>
+        </w:rPr>
         <w:t xml:space="preserve">    "FB2-SW-SWR-000002" -.allocated_to.-&gt; "FB2-SAF-FSR-000002"</w:t>
       </w:r>
       <w:r>
@@ -2204,6 +2213,15 @@
         <w:rPr>
           <w:rStyle w:val="VerbatimChar"/>
         </w:rPr>
+        <w:t xml:space="preserve">    "FB2-SW-SWR-000002" -.allocated_to.-&gt; "FB2-SW-DSN-000002"</w:t>
+      </w:r>
+      <w:r>
+        <w:br/>
+      </w:r>
+      <w:r>
+        <w:rPr>
+          <w:rStyle w:val="VerbatimChar"/>
+        </w:rPr>
         <w:t xml:space="preserve">    "FB2-SW-SWR-000003" -.allocated_to.-&gt; "FB2-SAF-FSR-000003"</w:t>
       </w:r>
       <w:r>
@@ -2213,25 +2231,61 @@
         <w:rPr>
           <w:rStyle w:val="VerbatimChar"/>
         </w:rPr>
-        <w:t xml:space="preserve">    "FB2-SW-DSN-000001" -.implements.-&gt; "FB2-SW-SWR-000001"</w:t>
-      </w:r>
-      <w:r>
-        <w:br/>
-      </w:r>
-      <w:r>
-        <w:rPr>
-          <w:rStyle w:val="VerbatimChar"/>
-        </w:rPr>
-        <w:t xml:space="preserve">    "FB2-SW-DSN-000002" -.implements.-&gt; "FB2-SW-SWR-000002"</w:t>
-      </w:r>
-      <w:r>
-        <w:br/>
-      </w:r>
-      <w:r>
-        <w:rPr>
-          <w:rStyle w:val="VerbatimChar"/>
-        </w:rPr>
-        <w:t xml:space="preserve">    "FB2-SW-DSN-000003" -.implements.-&gt; "FB2-SW-SWR-000003"</w:t>
+        <w:t xml:space="preserve">    "FB2-SW-SWR-000003" -.allocated_to.-&gt; "FB2-SW-DSN-000003"</w:t>
+      </w:r>
+      <w:r>
+        <w:br/>
+      </w:r>
+      <w:r>
+        <w:rPr>
+          <w:rStyle w:val="VerbatimChar"/>
+        </w:rPr>
+        <w:t xml:space="preserve">    "FB2-SW-IMP-000001" -.implements.-&gt; "FB2-SW-DSN-000001"</w:t>
+      </w:r>
+      <w:r>
+        <w:br/>
+      </w:r>
+      <w:r>
+        <w:rPr>
+          <w:rStyle w:val="VerbatimChar"/>
+        </w:rPr>
+        <w:t xml:space="preserve">    "FB2-SW-IMP-000001" -.implements.-&gt; "FB2-SW-SWR-000001"</w:t>
+      </w:r>
+      <w:r>
+        <w:br/>
+      </w:r>
+      <w:r>
+        <w:rPr>
+          <w:rStyle w:val="VerbatimChar"/>
+        </w:rPr>
+        <w:t xml:space="preserve">    "FB2-SW-IMP-000002" -.implements.-&gt; "FB2-SW-DSN-000002"</w:t>
+      </w:r>
+      <w:r>
+        <w:br/>
+      </w:r>
+      <w:r>
+        <w:rPr>
+          <w:rStyle w:val="VerbatimChar"/>
+        </w:rPr>
+        <w:t xml:space="preserve">    "FB2-SW-IMP-000002" -.implements.-&gt; "FB2-SW-SWR-000002"</w:t>
+      </w:r>
+      <w:r>
+        <w:br/>
+      </w:r>
+      <w:r>
+        <w:rPr>
+          <w:rStyle w:val="VerbatimChar"/>
+        </w:rPr>
+        <w:t xml:space="preserve">    "FB2-SW-IMP-000003" -.implements.-&gt; "FB2-SW-DSN-000003"</w:t>
+      </w:r>
+      <w:r>
+        <w:br/>
+      </w:r>
+      <w:r>
+        <w:rPr>
+          <w:rStyle w:val="VerbatimChar"/>
+        </w:rPr>
+        <w:t xml:space="preserve">    "FB2-SW-IMP-000003" -.implements.-&gt; "FB2-SW-SWR-000003"</w:t>
       </w:r>
     </w:p>
     <w:bookmarkEnd w:id="28"/>
@@ -2822,6 +2876,15 @@
         <w:rPr>
           <w:rStyle w:val="VerbatimChar"/>
         </w:rPr>
+        <w:t xml:space="preserve">    "FB2-SW-SWR-000001" -.allocated_to.-&gt; "FB2-SW-DSN-000001"</w:t>
+      </w:r>
+      <w:r>
+        <w:br/>
+      </w:r>
+      <w:r>
+        <w:rPr>
+          <w:rStyle w:val="VerbatimChar"/>
+        </w:rPr>
         <w:t xml:space="preserve">    "FB2-SW-SWR-000001" -.allocated_to.-&gt; "FB2-SYS-SYR-000001"</w:t>
       </w:r>
       <w:r>
@@ -2867,6 +2930,15 @@
         <w:rPr>
           <w:rStyle w:val="VerbatimChar"/>
         </w:rPr>
+        <w:t xml:space="preserve">    "FB2-SW-SWR-000002" -.allocated_to.-&gt; "FB2-SW-DSN-000002"</w:t>
+      </w:r>
+      <w:r>
+        <w:br/>
+      </w:r>
+      <w:r>
+        <w:rPr>
+          <w:rStyle w:val="VerbatimChar"/>
+        </w:rPr>
         <w:t xml:space="preserve">    "FB2-SW-SWR-000002" -.allocated_to.-&gt; "FB2-SYS-SYR-000002"</w:t>
       </w:r>
       <w:r>
@@ -2885,6 +2957,15 @@
         <w:rPr>
           <w:rStyle w:val="VerbatimChar"/>
         </w:rPr>
+        <w:t xml:space="preserve">    "FB2-SW-SWR-000003" -.allocated_to.-&gt; "FB2-SW-DSN-000003"</w:t>
+      </w:r>
+      <w:r>
+        <w:br/>
+      </w:r>
+      <w:r>
+        <w:rPr>
+          <w:rStyle w:val="VerbatimChar"/>
+        </w:rPr>
         <w:t xml:space="preserve">    "FB2-SW-SWR-000003" -.allocated_to.-&gt; "FB2-SYS-SYR-000003"</w:t>
       </w:r>
       <w:r>
@@ -2912,25 +2993,61 @@
         <w:rPr>
           <w:rStyle w:val="VerbatimChar"/>
         </w:rPr>
-        <w:t xml:space="preserve">    "FB2-SW-DSN-000001" -.implements.-&gt; "FB2-SW-SWR-000001"</w:t>
-      </w:r>
-      <w:r>
-        <w:br/>
-      </w:r>
-      <w:r>
-        <w:rPr>
-          <w:rStyle w:val="VerbatimChar"/>
-        </w:rPr>
-        <w:t xml:space="preserve">    "FB2-SW-DSN-000002" -.implements.-&gt; "FB2-SW-SWR-000002"</w:t>
-      </w:r>
-      <w:r>
-        <w:br/>
-      </w:r>
-      <w:r>
-        <w:rPr>
-          <w:rStyle w:val="VerbatimChar"/>
-        </w:rPr>
-        <w:t xml:space="preserve">    "FB2-SW-DSN-000003" -.implements.-&gt; "FB2-SW-SWR-000003"</w:t>
+        <w:t xml:space="preserve">    "FB2-SW-IMP-000001" -.implements.-&gt; "FB2-SW-DSN-000001"</w:t>
+      </w:r>
+      <w:r>
+        <w:br/>
+      </w:r>
+      <w:r>
+        <w:rPr>
+          <w:rStyle w:val="VerbatimChar"/>
+        </w:rPr>
+        <w:t xml:space="preserve">    "FB2-SW-IMP-000001" -.implements.-&gt; "FB2-SW-SWR-000001"</w:t>
+      </w:r>
+      <w:r>
+        <w:br/>
+      </w:r>
+      <w:r>
+        <w:rPr>
+          <w:rStyle w:val="VerbatimChar"/>
+        </w:rPr>
+        <w:t xml:space="preserve">    "FB2-SW-IMP-000002" -.implements.-&gt; "FB2-SW-DSN-000002"</w:t>
+      </w:r>
+      <w:r>
+        <w:br/>
+      </w:r>
+      <w:r>
+        <w:rPr>
+          <w:rStyle w:val="VerbatimChar"/>
+        </w:rPr>
+        <w:t xml:space="preserve">    "FB2-SW-IMP-000002" -.implements.-&gt; "FB2-SW-SWR-000002"</w:t>
+      </w:r>
+      <w:r>
+        <w:br/>
+      </w:r>
+      <w:r>
+        <w:rPr>
+          <w:rStyle w:val="VerbatimChar"/>
+        </w:rPr>
+        <w:t xml:space="preserve">    "FB2-SW-IMP-000003" -.implements.-&gt; "FB2-SW-DSN-000003"</w:t>
+      </w:r>
+      <w:r>
+        <w:br/>
+      </w:r>
+      <w:r>
+        <w:rPr>
+          <w:rStyle w:val="VerbatimChar"/>
+        </w:rPr>
+        <w:t xml:space="preserve">    "FB2-SW-IMP-000003" -.implements.-&gt; "FB2-SW-SWR-000003"</w:t>
+      </w:r>
+      <w:r>
+        <w:br/>
+      </w:r>
+      <w:r>
+        <w:rPr>
+          <w:rStyle w:val="VerbatimChar"/>
+        </w:rPr>
+        <w:t xml:space="preserve">    "FB2-SW-IMP-000004" -.implements.-&gt; "FB2-SYS-SYR-000007"</w:t>
       </w:r>
     </w:p>
     <w:p>
@@ -2949,7 +3066,7 @@
           <w:i/>
           <w:iCs/>
         </w:rPr>
-        <w:t xml:space="preserve">Generated: 2026-09-30T01:21:29Z — auto-generated from the machine-verifiable corpus. Regenerate with</w:t>
+        <w:t xml:space="preserve">Generated: 2026-10-01T05:09:49Z — auto-generated from the machine-verifiable corpus. Regenerate with</w:t>
       </w:r>
       <w:r>
         <w:rPr>

--- a/docs/artifacts/spec-documents/03-system-architecture-specification.docx
+++ b/docs/artifacts/spec-documents/03-system-architecture-specification.docx
@@ -316,7 +316,7 @@
               <w:jc w:val="left"/>
             </w:pPr>
             <w:r>
-              <w:t xml:space="preserve">2026-10-01T05:09:49Z</w:t>
+              <w:t xml:space="preserve">2026-10-01T13:26:59Z</w:t>
             </w:r>
           </w:p>
         </w:tc>
@@ -2444,6 +2444,33 @@
         <w:rPr>
           <w:rStyle w:val="VerbatimChar"/>
         </w:rPr>
+        <w:t xml:space="preserve">    "FB2-SW-DSN-000004" --- "FB2-SW-DSN-000001"</w:t>
+      </w:r>
+      <w:r>
+        <w:br/>
+      </w:r>
+      <w:r>
+        <w:rPr>
+          <w:rStyle w:val="VerbatimChar"/>
+        </w:rPr>
+        <w:t xml:space="preserve">    "FB2-SW-DSN-000005" --- "FB2-SW-DSN-000002"</w:t>
+      </w:r>
+      <w:r>
+        <w:br/>
+      </w:r>
+      <w:r>
+        <w:rPr>
+          <w:rStyle w:val="VerbatimChar"/>
+        </w:rPr>
+        <w:t xml:space="preserve">    "FB2-SW-DSN-000006" --- "FB2-SW-DSN-000003"</w:t>
+      </w:r>
+      <w:r>
+        <w:br/>
+      </w:r>
+      <w:r>
+        <w:rPr>
+          <w:rStyle w:val="VerbatimChar"/>
+        </w:rPr>
         <w:t xml:space="preserve">    "FB2-SYS-NED-000001" --- "FB2-SAF-ITE-000001"</w:t>
       </w:r>
       <w:r>
@@ -3011,6 +3038,15 @@
         <w:rPr>
           <w:rStyle w:val="VerbatimChar"/>
         </w:rPr>
+        <w:t xml:space="preserve">    "FB2-SW-IMP-000001" -.implements.-&gt; "FB2-SW-DSN-000004"</w:t>
+      </w:r>
+      <w:r>
+        <w:br/>
+      </w:r>
+      <w:r>
+        <w:rPr>
+          <w:rStyle w:val="VerbatimChar"/>
+        </w:rPr>
         <w:t xml:space="preserve">    "FB2-SW-IMP-000002" -.implements.-&gt; "FB2-SW-DSN-000002"</w:t>
       </w:r>
       <w:r>
@@ -3029,6 +3065,15 @@
         <w:rPr>
           <w:rStyle w:val="VerbatimChar"/>
         </w:rPr>
+        <w:t xml:space="preserve">    "FB2-SW-IMP-000002" -.implements.-&gt; "FB2-SW-DSN-000005"</w:t>
+      </w:r>
+      <w:r>
+        <w:br/>
+      </w:r>
+      <w:r>
+        <w:rPr>
+          <w:rStyle w:val="VerbatimChar"/>
+        </w:rPr>
         <w:t xml:space="preserve">    "FB2-SW-IMP-000003" -.implements.-&gt; "FB2-SW-DSN-000003"</w:t>
       </w:r>
       <w:r>
@@ -3039,6 +3084,15 @@
           <w:rStyle w:val="VerbatimChar"/>
         </w:rPr>
         <w:t xml:space="preserve">    "FB2-SW-IMP-000003" -.implements.-&gt; "FB2-SW-SWR-000003"</w:t>
+      </w:r>
+      <w:r>
+        <w:br/>
+      </w:r>
+      <w:r>
+        <w:rPr>
+          <w:rStyle w:val="VerbatimChar"/>
+        </w:rPr>
+        <w:t xml:space="preserve">    "FB2-SW-IMP-000003" -.implements.-&gt; "FB2-SW-DSN-000006"</w:t>
       </w:r>
       <w:r>
         <w:br/>
@@ -3066,7 +3120,7 @@
           <w:i/>
           <w:iCs/>
         </w:rPr>
-        <w:t xml:space="preserve">Generated: 2026-10-01T05:09:49Z — auto-generated from the machine-verifiable corpus. Regenerate with</w:t>
+        <w:t xml:space="preserve">Generated: 2026-10-01T13:26:59Z — auto-generated from the machine-verifiable corpus. Regenerate with</w:t>
       </w:r>
       <w:r>
         <w:rPr>

--- a/docs/artifacts/spec-documents/03-system-architecture-specification.docx
+++ b/docs/artifacts/spec-documents/03-system-architecture-specification.docx
@@ -316,7 +316,7 @@
               <w:jc w:val="left"/>
             </w:pPr>
             <w:r>
-              <w:t xml:space="preserve">2026-10-01T13:26:59Z</w:t>
+              <w:t xml:space="preserve">2026-10-01T16:36:58Z</w:t>
             </w:r>
           </w:p>
         </w:tc>
@@ -3120,7 +3120,7 @@
           <w:i/>
           <w:iCs/>
         </w:rPr>
-        <w:t xml:space="preserve">Generated: 2026-10-01T13:26:59Z — auto-generated from the machine-verifiable corpus. Regenerate with</w:t>
+        <w:t xml:space="preserve">Generated: 2026-10-01T16:36:58Z — auto-generated from the machine-verifiable corpus. Regenerate with</w:t>
       </w:r>
       <w:r>
         <w:rPr>

--- a/docs/artifacts/spec-documents/03-system-architecture-specification.docx
+++ b/docs/artifacts/spec-documents/03-system-architecture-specification.docx
@@ -316,7 +316,7 @@
               <w:jc w:val="left"/>
             </w:pPr>
             <w:r>
-              <w:t xml:space="preserve">2026-10-01T16:36:58Z</w:t>
+              <w:t xml:space="preserve">2026-10-01T19:25:12Z</w:t>
             </w:r>
           </w:p>
         </w:tc>
@@ -2471,6 +2471,51 @@
         <w:rPr>
           <w:rStyle w:val="VerbatimChar"/>
         </w:rPr>
+        <w:t xml:space="preserve">    "FB2-SW-IFS-000001" --- "FB2-SW-DSN-000001"</w:t>
+      </w:r>
+      <w:r>
+        <w:br/>
+      </w:r>
+      <w:r>
+        <w:rPr>
+          <w:rStyle w:val="VerbatimChar"/>
+        </w:rPr>
+        <w:t xml:space="preserve">    "FB2-SW-IFS-000002" --- "FB2-SW-DSN-000002"</w:t>
+      </w:r>
+      <w:r>
+        <w:br/>
+      </w:r>
+      <w:r>
+        <w:rPr>
+          <w:rStyle w:val="VerbatimChar"/>
+        </w:rPr>
+        <w:t xml:space="preserve">    "FB2-SW-IFS-000003" --- "FB2-SW-DSN-000003"</w:t>
+      </w:r>
+      <w:r>
+        <w:br/>
+      </w:r>
+      <w:r>
+        <w:rPr>
+          <w:rStyle w:val="VerbatimChar"/>
+        </w:rPr>
+        <w:t xml:space="preserve">    "FB2-SW-IFS-000004" --- "FB2-SW-IMP-000004"</w:t>
+      </w:r>
+      <w:r>
+        <w:br/>
+      </w:r>
+      <w:r>
+        <w:rPr>
+          <w:rStyle w:val="VerbatimChar"/>
+        </w:rPr>
+        <w:t xml:space="preserve">    "FB2-SYS-HVA-000001" --- "FB2-HW-HCB-000001"</w:t>
+      </w:r>
+      <w:r>
+        <w:br/>
+      </w:r>
+      <w:r>
+        <w:rPr>
+          <w:rStyle w:val="VerbatimChar"/>
+        </w:rPr>
         <w:t xml:space="preserve">    "FB2-SYS-NED-000001" --- "FB2-SAF-ITE-000001"</w:t>
       </w:r>
       <w:r>
@@ -3120,7 +3165,7 @@
           <w:i/>
           <w:iCs/>
         </w:rPr>
-        <w:t xml:space="preserve">Generated: 2026-10-01T16:36:58Z — auto-generated from the machine-verifiable corpus. Regenerate with</w:t>
+        <w:t xml:space="preserve">Generated: 2026-10-01T19:25:12Z — auto-generated from the machine-verifiable corpus. Regenerate with</w:t>
       </w:r>
       <w:r>
         <w:rPr>

--- a/docs/artifacts/spec-documents/03-system-architecture-specification.docx
+++ b/docs/artifacts/spec-documents/03-system-architecture-specification.docx
@@ -23,7 +23,7 @@
         <w:pStyle w:val="Date"/>
       </w:pPr>
       <w:r>
-        <w:t xml:space="preserve">2026-10-01</w:t>
+        <w:t xml:space="preserve">2026-10-02</w:t>
       </w:r>
     </w:p>
     <w:sdt>
@@ -316,7 +316,7 @@
               <w:jc w:val="left"/>
             </w:pPr>
             <w:r>
-              <w:t xml:space="preserve">2026-10-01T19:25:12Z</w:t>
+              <w:t xml:space="preserve">2026-10-02T01:21:37Z</w:t>
             </w:r>
           </w:p>
         </w:tc>
@@ -2507,6 +2507,24 @@
         <w:rPr>
           <w:rStyle w:val="VerbatimChar"/>
         </w:rPr>
+        <w:t xml:space="preserve">    "FB2-SW-IFS-000009" --- "FB2-SW-DSN-000006"</w:t>
+      </w:r>
+      <w:r>
+        <w:br/>
+      </w:r>
+      <w:r>
+        <w:rPr>
+          <w:rStyle w:val="VerbatimChar"/>
+        </w:rPr>
+        <w:t xml:space="preserve">    "FB2-SW-IFS-000011" --- "FB2-SW-DSN-000002"</w:t>
+      </w:r>
+      <w:r>
+        <w:br/>
+      </w:r>
+      <w:r>
+        <w:rPr>
+          <w:rStyle w:val="VerbatimChar"/>
+        </w:rPr>
         <w:t xml:space="preserve">    "FB2-SYS-HVA-000001" --- "FB2-HW-HCB-000001"</w:t>
       </w:r>
       <w:r>
@@ -3165,7 +3183,7 @@
           <w:i/>
           <w:iCs/>
         </w:rPr>
-        <w:t xml:space="preserve">Generated: 2026-10-01T19:25:12Z — auto-generated from the machine-verifiable corpus. Regenerate with</w:t>
+        <w:t xml:space="preserve">Generated: 2026-10-02T01:21:37Z — auto-generated from the machine-verifiable corpus. Regenerate with</w:t>
       </w:r>
       <w:r>
         <w:rPr>

--- a/docs/artifacts/spec-documents/03-system-architecture-specification.docx
+++ b/docs/artifacts/spec-documents/03-system-architecture-specification.docx
@@ -23,7 +23,7 @@
         <w:pStyle w:val="Date"/>
       </w:pPr>
       <w:r>
-        <w:t xml:space="preserve">2026-10-02</w:t>
+        <w:t xml:space="preserve">2026-10-03</w:t>
       </w:r>
     </w:p>
     <w:sdt>
@@ -316,7 +316,7 @@
               <w:jc w:val="left"/>
             </w:pPr>
             <w:r>
-              <w:t xml:space="preserve">2026-10-02T01:21:37Z</w:t>
+              <w:t xml:space="preserve">2026-10-03T11:20:05Z</w:t>
             </w:r>
           </w:p>
         </w:tc>
@@ -3183,7 +3183,7 @@
           <w:i/>
           <w:iCs/>
         </w:rPr>
-        <w:t xml:space="preserve">Generated: 2026-10-02T01:21:37Z — auto-generated from the machine-verifiable corpus. Regenerate with</w:t>
+        <w:t xml:space="preserve">Generated: 2026-10-03T11:20:05Z — auto-generated from the machine-verifiable corpus. Regenerate with</w:t>
       </w:r>
       <w:r>
         <w:rPr>

--- a/docs/artifacts/spec-documents/03-system-architecture-specification.docx
+++ b/docs/artifacts/spec-documents/03-system-architecture-specification.docx
@@ -23,7 +23,7 @@
         <w:pStyle w:val="Date"/>
       </w:pPr>
       <w:r>
-        <w:t xml:space="preserve">2026-10-03</w:t>
+        <w:t xml:space="preserve">2026-10-04</w:t>
       </w:r>
     </w:p>
     <w:sdt>
@@ -316,7 +316,7 @@
               <w:jc w:val="left"/>
             </w:pPr>
             <w:r>
-              <w:t xml:space="preserve">2026-10-03T11:20:05Z</w:t>
+              <w:t xml:space="preserve">2026-10-04T00:17:01Z</w:t>
             </w:r>
           </w:p>
         </w:tc>
@@ -3183,7 +3183,7 @@
           <w:i/>
           <w:iCs/>
         </w:rPr>
-        <w:t xml:space="preserve">Generated: 2026-10-03T11:20:05Z — auto-generated from the machine-verifiable corpus. Regenerate with</w:t>
+        <w:t xml:space="preserve">Generated: 2026-10-04T00:17:01Z — auto-generated from the machine-verifiable corpus. Regenerate with</w:t>
       </w:r>
       <w:r>
         <w:rPr>
